--- a/WebContent/docx/泛实体瘤58+22基因检测报告-单样本.docx
+++ b/WebContent/docx/泛实体瘤58+22基因检测报告-单样本.docx
@@ -2410,17 +2410,17 @@
         </w:numPr>
         <w:jc w:val="left"/>
       </w:pPr>
-      <w:bookmarkStart w:id="0" w:name="_Toc30143_WPSOffice_Level1"/>
-      <w:bookmarkStart w:id="1" w:name="_Toc27184"/>
+      <w:bookmarkStart w:id="0" w:name="_Toc13806"/>
+      <w:bookmarkStart w:id="1" w:name="_Toc32054"/>
       <w:bookmarkStart w:id="2" w:name="_Toc24397"/>
-      <w:bookmarkStart w:id="3" w:name="_Toc27500"/>
-      <w:bookmarkStart w:id="4" w:name="_Toc17013"/>
-      <w:bookmarkStart w:id="5" w:name="_Toc24178_WPSOffice_Level1"/>
-      <w:bookmarkStart w:id="6" w:name="_Toc2331"/>
-      <w:bookmarkStart w:id="7" w:name="_Toc21009_WPSOffice_Level1"/>
-      <w:bookmarkStart w:id="8" w:name="_Toc21669"/>
-      <w:bookmarkStart w:id="9" w:name="_Toc32054"/>
-      <w:bookmarkStart w:id="10" w:name="_Toc13806"/>
+      <w:bookmarkStart w:id="3" w:name="_Toc21009_WPSOffice_Level1"/>
+      <w:bookmarkStart w:id="4" w:name="_Toc27500"/>
+      <w:bookmarkStart w:id="5" w:name="_Toc17013"/>
+      <w:bookmarkStart w:id="6" w:name="_Toc27184"/>
+      <w:bookmarkStart w:id="7" w:name="_Toc24178_WPSOffice_Level1"/>
+      <w:bookmarkStart w:id="8" w:name="_Toc2331"/>
+      <w:bookmarkStart w:id="9" w:name="_Toc30143_WPSOffice_Level1"/>
+      <w:bookmarkStart w:id="10" w:name="_Toc21669"/>
       <w:r>
         <w:t>样本信息</w:t>
       </w:r>
@@ -3277,16 +3277,16 @@
         </w:numPr>
         <w:jc w:val="left"/>
       </w:pPr>
-      <w:bookmarkStart w:id="11" w:name="_Toc11015_WPSOffice_Level1"/>
-      <w:bookmarkStart w:id="12" w:name="_Toc19594"/>
-      <w:bookmarkStart w:id="13" w:name="_Toc9181"/>
-      <w:bookmarkStart w:id="14" w:name="_Toc10518"/>
-      <w:bookmarkStart w:id="15" w:name="_Toc4080"/>
-      <w:bookmarkStart w:id="16" w:name="_Toc11465"/>
-      <w:bookmarkStart w:id="17" w:name="_Toc17451"/>
-      <w:bookmarkStart w:id="18" w:name="_Toc29760"/>
-      <w:bookmarkStart w:id="19" w:name="_Toc7021_WPSOffice_Level1"/>
-      <w:bookmarkStart w:id="20" w:name="_Toc18062_WPSOffice_Level1"/>
+      <w:bookmarkStart w:id="11" w:name="_Toc17451"/>
+      <w:bookmarkStart w:id="12" w:name="_Toc11465"/>
+      <w:bookmarkStart w:id="13" w:name="_Toc29760"/>
+      <w:bookmarkStart w:id="14" w:name="_Toc9181"/>
+      <w:bookmarkStart w:id="15" w:name="_Toc18062_WPSOffice_Level1"/>
+      <w:bookmarkStart w:id="16" w:name="_Toc19594"/>
+      <w:bookmarkStart w:id="17" w:name="_Toc11015_WPSOffice_Level1"/>
+      <w:bookmarkStart w:id="18" w:name="_Toc10518"/>
+      <w:bookmarkStart w:id="19" w:name="_Toc4080"/>
+      <w:bookmarkStart w:id="20" w:name="_Toc7021_WPSOffice_Level1"/>
       <w:bookmarkStart w:id="21" w:name="_Toc3823"/>
       <w:r>
         <w:t>检测项目</w:t>
@@ -3564,14 +3564,14 @@
         </w:numPr>
         <w:jc w:val="left"/>
       </w:pPr>
-      <w:bookmarkStart w:id="23" w:name="_Toc6221_WPSOffice_Level1"/>
-      <w:bookmarkStart w:id="24" w:name="_Toc1410"/>
-      <w:bookmarkStart w:id="25" w:name="_Toc18058"/>
+      <w:bookmarkStart w:id="23" w:name="_Toc1410"/>
+      <w:bookmarkStart w:id="24" w:name="_Toc23369_WPSOffice_Level1"/>
+      <w:bookmarkStart w:id="25" w:name="_Toc6221_WPSOffice_Level1"/>
       <w:bookmarkStart w:id="26" w:name="_Toc4088"/>
-      <w:bookmarkStart w:id="27" w:name="_Toc8660"/>
-      <w:bookmarkStart w:id="28" w:name="_Toc3871"/>
-      <w:bookmarkStart w:id="29" w:name="_Toc25920"/>
-      <w:bookmarkStart w:id="30" w:name="_Toc23369_WPSOffice_Level1"/>
+      <w:bookmarkStart w:id="27" w:name="_Toc25920"/>
+      <w:bookmarkStart w:id="28" w:name="_Toc8660"/>
+      <w:bookmarkStart w:id="29" w:name="_Toc18058"/>
+      <w:bookmarkStart w:id="30" w:name="_Toc3871"/>
       <w:bookmarkStart w:id="31" w:name="_Toc15159"/>
       <w:bookmarkStart w:id="32" w:name="_Toc21975"/>
       <w:r>
@@ -3610,11 +3610,11 @@
           <w:lang w:eastAsia="zh-CN"/>
         </w:rPr>
       </w:pPr>
-      <w:bookmarkStart w:id="33" w:name="_Toc11674"/>
-      <w:bookmarkStart w:id="34" w:name="_Toc149826003"/>
-      <w:bookmarkStart w:id="35" w:name="_Toc149832728"/>
-      <w:bookmarkStart w:id="36" w:name="_Toc24753"/>
-      <w:bookmarkStart w:id="37" w:name="_Toc10542"/>
+      <w:bookmarkStart w:id="33" w:name="_Toc24753"/>
+      <w:bookmarkStart w:id="34" w:name="_Toc149832728"/>
+      <w:bookmarkStart w:id="35" w:name="_Toc149826003"/>
+      <w:bookmarkStart w:id="36" w:name="_Toc10542"/>
+      <w:bookmarkStart w:id="37" w:name="_Toc11674"/>
       <w:r>
         <w:rPr>
           <w:rFonts w:hint="eastAsia"/>
@@ -5430,14 +5430,6 @@
         <w:gridCol w:w="2294"/>
       </w:tblGrid>
       <w:tr>
-        <w:tblPrEx>
-          <w:tblCellMar>
-            <w:top w:w="0" w:type="dxa"/>
-            <w:left w:w="0" w:type="dxa"/>
-            <w:bottom w:w="0" w:type="dxa"/>
-            <w:right w:w="0" w:type="dxa"/>
-          </w:tblCellMar>
-        </w:tblPrEx>
         <w:trPr>
           <w:trHeight w:val="441" w:hRule="exact"/>
           <w:jc w:val="right"/>
@@ -5498,15 +5490,15 @@
                     <wp:anchor distT="0" distB="0" distL="114300" distR="114300" simplePos="0" relativeHeight="251668480" behindDoc="0" locked="0" layoutInCell="1" allowOverlap="1">
                       <wp:simplePos x="0" y="0"/>
                       <wp:positionH relativeFrom="column">
-                        <wp:posOffset>0</wp:posOffset>
+                        <wp:posOffset>7620</wp:posOffset>
                       </wp:positionH>
                       <wp:positionV relativeFrom="paragraph">
-                        <wp:posOffset>-460375</wp:posOffset>
+                        <wp:posOffset>-480060</wp:posOffset>
                       </wp:positionV>
-                      <wp:extent cx="3080385" cy="1442720"/>
-                      <wp:effectExtent l="0" t="0" r="13335" b="5080"/>
+                      <wp:extent cx="3058160" cy="1442720"/>
+                      <wp:effectExtent l="0" t="0" r="0" b="0"/>
                       <wp:wrapNone/>
-                      <wp:docPr id="34" name="组合 34"/>
+                      <wp:docPr id="9" name="组合 9"/>
                       <wp:cNvGraphicFramePr/>
                       <a:graphic xmlns:a="http://schemas.openxmlformats.org/drawingml/2006/main">
                         <a:graphicData uri="http://schemas.microsoft.com/office/word/2010/wordprocessingGroup">
@@ -5515,25 +5507,25 @@
                             <wpg:grpSpPr>
                               <a:xfrm>
                                 <a:off x="0" y="0"/>
-                                <a:ext cx="3080385" cy="1442720"/>
-                                <a:chOff x="17956" y="37747"/>
-                                <a:chExt cx="4851" cy="2272"/>
+                                <a:ext cx="3058160" cy="1442720"/>
+                                <a:chOff x="19211" y="18842"/>
+                                <a:chExt cx="4816" cy="2272"/>
                               </a:xfrm>
                             </wpg:grpSpPr>
                             <wpg:grpSp>
-                              <wpg:cNvPr id="35" name="组合 16"/>
+                              <wpg:cNvPr id="10" name="组合 6"/>
                               <wpg:cNvGrpSpPr/>
                               <wpg:grpSpPr>
                                 <a:xfrm>
-                                  <a:off x="17956" y="38313"/>
-                                  <a:ext cx="4049" cy="646"/>
-                                  <a:chOff x="17956" y="38313"/>
-                                  <a:chExt cx="4049" cy="646"/>
+                                  <a:off x="19211" y="18842"/>
+                                  <a:ext cx="4816" cy="2273"/>
+                                  <a:chOff x="19199" y="18902"/>
+                                  <a:chExt cx="4816" cy="2273"/>
                                 </a:xfrm>
                               </wpg:grpSpPr>
                               <pic:pic xmlns:pic="http://schemas.openxmlformats.org/drawingml/2006/picture">
                                 <pic:nvPicPr>
-                                  <pic:cNvPr id="17" name="图片 29" descr="IMG_256"/>
+                                  <pic:cNvPr id="3" name="图片 6" descr="蔡冬雪"/>
                                   <pic:cNvPicPr>
                                     <a:picLocks noChangeAspect="1"/>
                                   </pic:cNvPicPr>
@@ -5554,81 +5546,91 @@
                                       </a:clrTo>
                                     </a:clrChange>
                                   </a:blip>
+                                  <a:srcRect l="18656" t="33322" r="18897" b="26699"/>
                                   <a:stretch>
                                     <a:fillRect/>
                                   </a:stretch>
                                 </pic:blipFill>
                                 <pic:spPr>
                                   <a:xfrm>
-                                    <a:off x="21031" y="38313"/>
-                                    <a:ext cx="975" cy="570"/>
+                                    <a:off x="19199" y="19551"/>
+                                    <a:ext cx="1261" cy="566"/>
                                   </a:xfrm>
                                   <a:prstGeom prst="rect">
                                     <a:avLst/>
                                   </a:prstGeom>
-                                  <a:noFill/>
-                                  <a:ln w="9525">
-                                    <a:noFill/>
-                                  </a:ln>
                                 </pic:spPr>
                               </pic:pic>
                               <pic:pic xmlns:pic="http://schemas.openxmlformats.org/drawingml/2006/picture">
                                 <pic:nvPicPr>
-                                  <pic:cNvPr id="21" name="图片 15" descr="c9514d16fd70679bf0495aeebb03c72d_compress"/>
+                                  <pic:cNvPr id="21" name="图片 25"/>
                                   <pic:cNvPicPr>
-                                    <a:picLocks noChangeAspect="1"/>
+                                    <a:picLocks noChangeAspect="1" noChangeArrowheads="1"/>
                                   </pic:cNvPicPr>
                                 </pic:nvPicPr>
                                 <pic:blipFill>
-                                  <a:blip r:embed="rId13"/>
-                                  <a:srcRect l="21003" t="56913" r="27176" b="26386"/>
+                                  <a:blip r:embed="rId13">
+                                    <a:extLst>
+                                      <a:ext uri="{28A0092B-C50C-407E-A947-70E740481C1C}">
+                                        <a14:useLocalDpi xmlns:a14="http://schemas.microsoft.com/office/drawing/2010/main" val="0"/>
+                                      </a:ext>
+                                    </a:extLst>
+                                  </a:blip>
+                                  <a:srcRect/>
                                   <a:stretch>
                                     <a:fillRect/>
                                   </a:stretch>
                                 </pic:blipFill>
                                 <pic:spPr>
                                   <a:xfrm>
-                                    <a:off x="17956" y="38485"/>
-                                    <a:ext cx="1550" cy="475"/>
+                                    <a:off x="21742" y="18902"/>
+                                    <a:ext cx="2273" cy="2273"/>
                                   </a:xfrm>
                                   <a:prstGeom prst="rect">
                                     <a:avLst/>
                                   </a:prstGeom>
+                                  <a:noFill/>
+                                  <a:ln>
+                                    <a:noFill/>
+                                  </a:ln>
                                 </pic:spPr>
                               </pic:pic>
                             </wpg:grpSp>
                             <pic:pic xmlns:pic="http://schemas.openxmlformats.org/drawingml/2006/picture">
                               <pic:nvPicPr>
-                                <pic:cNvPr id="23" name="图片 25"/>
+                                <pic:cNvPr id="4" name="图片 4" descr="王建丽"/>
                                 <pic:cNvPicPr>
-                                  <a:picLocks noChangeAspect="1" noChangeArrowheads="1"/>
+                                  <a:picLocks noChangeAspect="1"/>
                                 </pic:cNvPicPr>
                               </pic:nvPicPr>
                               <pic:blipFill>
                                 <a:blip r:embed="rId14">
-                                  <a:extLst>
-                                    <a:ext uri="{28A0092B-C50C-407E-A947-70E740481C1C}">
-                                      <a14:useLocalDpi xmlns:a14="http://schemas.microsoft.com/office/drawing/2010/main" val="0"/>
-                                    </a:ext>
-                                  </a:extLst>
+                                  <a:clrChange>
+                                    <a:clrFrom>
+                                      <a:srgbClr val="FFFFFF">
+                                        <a:alpha val="100000"/>
+                                      </a:srgbClr>
+                                    </a:clrFrom>
+                                    <a:clrTo>
+                                      <a:srgbClr val="FFFFFF">
+                                        <a:alpha val="100000"/>
+                                        <a:alpha val="0"/>
+                                      </a:srgbClr>
+                                    </a:clrTo>
+                                  </a:clrChange>
                                 </a:blip>
-                                <a:srcRect/>
                                 <a:stretch>
                                   <a:fillRect/>
                                 </a:stretch>
                               </pic:blipFill>
                               <pic:spPr>
                                 <a:xfrm>
-                                  <a:off x="20535" y="37747"/>
-                                  <a:ext cx="2273" cy="2273"/>
+                                  <a:off x="22261" y="19395"/>
+                                  <a:ext cx="1258" cy="713"/>
                                 </a:xfrm>
                                 <a:prstGeom prst="rect">
                                   <a:avLst/>
                                 </a:prstGeom>
-                                <a:noFill/>
-                                <a:ln>
-                                  <a:noFill/>
-                                </a:ln>
                               </pic:spPr>
                             </pic:pic>
                           </wpg:wgp>
@@ -5639,27 +5641,27 @@
                 </mc:Choice>
                 <mc:Fallback>
                   <w:pict>
-                    <v:group id="_x0000_s1026" o:spid="_x0000_s1026" o:spt="203" style="position:absolute;left:0pt;margin-left:0pt;margin-top:-36.25pt;height:113.6pt;width:242.55pt;z-index:251668480;mso-width-relative:page;mso-height-relative:page;" coordorigin="17956,37747" coordsize="4851,2272" o:gfxdata="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">
+                    <v:group id="_x0000_s1026" o:spid="_x0000_s1026" o:spt="203" style="position:absolute;left:0pt;margin-left:0.6pt;margin-top:-37.8pt;height:113.6pt;width:240.8pt;z-index:251668480;mso-width-relative:page;mso-height-relative:page;" coordorigin="19211,18842" coordsize="4816,2272" o:gfxdata="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">
                       <o:lock v:ext="edit" aspectratio="f"/>
-                      <v:group id="组合 16" o:spid="_x0000_s1026" o:spt="203" style="position:absolute;left:17956;top:38313;height:646;width:4049;" coordorigin="17956,38313" coordsize="4049,646" o:gfxdata="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">
+                      <v:group id="组合 6" o:spid="_x0000_s1026" o:spt="203" style="position:absolute;left:19211;top:18842;height:2273;width:4816;" coordorigin="19199,18902" coordsize="4816,2273" o:gfxdata="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">
                         <o:lock v:ext="edit" aspectratio="f"/>
-                        <v:shape id="图片 29" o:spid="_x0000_s1026" o:spt="75" alt="IMG_256" type="#_x0000_t75" style="position:absolute;left:21031;top:38313;height:570;width:975;" filled="f" o:preferrelative="t" stroked="f" coordsize="21600,21600" o:gfxdata="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">
+                        <v:shape id="图片 6" o:spid="_x0000_s1026" o:spt="75" alt="蔡冬雪" type="#_x0000_t75" style="position:absolute;left:19199;top:19551;height:566;width:1261;" filled="f" o:preferrelative="t" stroked="f" coordsize="21600,21600" o:gfxdata="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">
                           <v:fill on="f" focussize="0,0"/>
                           <v:stroke on="f"/>
-                          <v:imagedata r:id="rId12" chromakey="#FFFFFF" o:title=""/>
+                          <v:imagedata r:id="rId12" cropleft="12226f" croptop="21838f" cropright="12384f" cropbottom="17497f" chromakey="#FFFFFF" o:title=""/>
                           <o:lock v:ext="edit" aspectratio="t"/>
                         </v:shape>
-                        <v:shape id="图片 15" o:spid="_x0000_s1026" o:spt="75" alt="c9514d16fd70679bf0495aeebb03c72d_compress" type="#_x0000_t75" style="position:absolute;left:17956;top:38485;height:475;width:1550;" filled="f" o:preferrelative="t" stroked="f" coordsize="21600,21600" o:gfxdata="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">
+                        <v:shape id="图片 25" o:spid="_x0000_s1026" o:spt="75" type="#_x0000_t75" style="position:absolute;left:21742;top:18902;height:2273;width:2273;" filled="f" o:preferrelative="t" stroked="f" coordsize="21600,21600" o:gfxdata="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">
                           <v:fill on="f" focussize="0,0"/>
                           <v:stroke on="f"/>
-                          <v:imagedata r:id="rId13" cropleft="13765f" croptop="37299f" cropright="17810f" cropbottom="17292f" o:title=""/>
+                          <v:imagedata r:id="rId13" o:title=""/>
                           <o:lock v:ext="edit" aspectratio="t"/>
                         </v:shape>
                       </v:group>
-                      <v:shape id="图片 25" o:spid="_x0000_s1026" o:spt="75" type="#_x0000_t75" style="position:absolute;left:20535;top:37747;height:2273;width:2273;" filled="f" o:preferrelative="t" stroked="f" coordsize="21600,21600" o:gfxdata="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">
+                      <v:shape id="_x0000_s1026" o:spid="_x0000_s1026" o:spt="75" alt="王建丽" type="#_x0000_t75" style="position:absolute;left:22261;top:19395;height:713;width:1258;" filled="f" o:preferrelative="t" stroked="f" coordsize="21600,21600" o:gfxdata="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">
                         <v:fill on="f" focussize="0,0"/>
                         <v:stroke on="f"/>
-                        <v:imagedata r:id="rId14" o:title=""/>
+                        <v:imagedata r:id="rId14" chromakey="#FFFFFF" o:title=""/>
                         <o:lock v:ext="edit" aspectratio="t"/>
                       </v:shape>
                     </v:group>
@@ -6045,6 +6047,7 @@
                 <w:szCs w:val="24"/>
               </w:rPr>
             </w:pPr>
+            <w:bookmarkStart w:id="185" w:name="_GoBack"/>
             <w:r>
               <w:rPr>
                 <w:sz w:val="22"/>
@@ -6058,12 +6061,12 @@
                         <wp:posOffset>0</wp:posOffset>
                       </wp:positionH>
                       <wp:positionV relativeFrom="paragraph">
-                        <wp:posOffset>-490855</wp:posOffset>
+                        <wp:posOffset>-370840</wp:posOffset>
                       </wp:positionV>
-                      <wp:extent cx="3135630" cy="1442720"/>
-                      <wp:effectExtent l="0" t="0" r="3810" b="5080"/>
+                      <wp:extent cx="3134360" cy="1443355"/>
+                      <wp:effectExtent l="0" t="0" r="0" b="0"/>
                       <wp:wrapNone/>
-                      <wp:docPr id="36" name="组合 36"/>
+                      <wp:docPr id="14" name="组合 14"/>
                       <wp:cNvGraphicFramePr/>
                       <a:graphic xmlns:a="http://schemas.openxmlformats.org/drawingml/2006/main">
                         <a:graphicData uri="http://schemas.microsoft.com/office/word/2010/wordprocessingGroup">
@@ -6072,55 +6075,31 @@
                             <wpg:grpSpPr>
                               <a:xfrm>
                                 <a:off x="0" y="0"/>
-                                <a:ext cx="3135630" cy="1442720"/>
-                                <a:chOff x="17956" y="39496"/>
-                                <a:chExt cx="4938" cy="2272"/>
+                                <a:ext cx="3134360" cy="1443355"/>
+                                <a:chOff x="19199" y="20810"/>
+                                <a:chExt cx="4936" cy="2273"/>
                               </a:xfrm>
                             </wpg:grpSpPr>
                             <wpg:grpSp>
-                              <wpg:cNvPr id="37" name="组合 30"/>
+                              <wpg:cNvPr id="15" name="组合 23"/>
                               <wpg:cNvGrpSpPr/>
                               <wpg:grpSpPr>
                                 <a:xfrm>
-                                  <a:off x="17956" y="40098"/>
-                                  <a:ext cx="4213" cy="570"/>
-                                  <a:chOff x="17956" y="40098"/>
-                                  <a:chExt cx="4213" cy="570"/>
+                                  <a:off x="19199" y="20810"/>
+                                  <a:ext cx="4936" cy="2273"/>
+                                  <a:chOff x="19199" y="20810"/>
+                                  <a:chExt cx="4936" cy="2273"/>
                                 </a:xfrm>
                               </wpg:grpSpPr>
                               <pic:pic xmlns:pic="http://schemas.openxmlformats.org/drawingml/2006/picture">
                                 <pic:nvPicPr>
-                                  <pic:cNvPr id="1" name="图片 1" descr="24f613a0-66be-430b-9e80-270d3393fac5"/>
+                                  <pic:cNvPr id="12" name="图片 1"/>
                                   <pic:cNvPicPr>
                                     <a:picLocks noChangeAspect="1"/>
                                   </pic:cNvPicPr>
                                 </pic:nvPicPr>
                                 <pic:blipFill>
-                                  <a:blip r:embed="rId15"/>
-                                  <a:srcRect l="43292" t="26660" r="21693" b="24394"/>
-                                  <a:stretch>
-                                    <a:fillRect/>
-                                  </a:stretch>
-                                </pic:blipFill>
-                                <pic:spPr>
-                                  <a:xfrm rot="16200000">
-                                    <a:off x="18366" y="39740"/>
-                                    <a:ext cx="506" cy="1327"/>
-                                  </a:xfrm>
-                                  <a:prstGeom prst="rect">
-                                    <a:avLst/>
-                                  </a:prstGeom>
-                                </pic:spPr>
-                              </pic:pic>
-                              <pic:pic xmlns:pic="http://schemas.openxmlformats.org/drawingml/2006/picture">
-                                <pic:nvPicPr>
-                                  <pic:cNvPr id="29" name="图片 29" descr="IMG_256"/>
-                                  <pic:cNvPicPr>
-                                    <a:picLocks noChangeAspect="1"/>
-                                  </pic:cNvPicPr>
-                                </pic:nvPicPr>
-                                <pic:blipFill>
-                                  <a:blip r:embed="rId12">
+                                  <a:blip r:embed="rId15">
                                     <a:clrChange>
                                       <a:clrFrom>
                                         <a:srgbClr val="FFFFFF">
@@ -6135,20 +6114,55 @@
                                       </a:clrTo>
                                     </a:clrChange>
                                   </a:blip>
+                                  <a:srcRect l="10922" t="11667"/>
                                   <a:stretch>
                                     <a:fillRect/>
                                   </a:stretch>
                                 </pic:blipFill>
                                 <pic:spPr>
                                   <a:xfrm>
-                                    <a:off x="21195" y="40098"/>
-                                    <a:ext cx="975" cy="570"/>
+                                    <a:off x="19199" y="21203"/>
+                                    <a:ext cx="1672" cy="901"/>
                                   </a:xfrm>
                                   <a:prstGeom prst="rect">
                                     <a:avLst/>
                                   </a:prstGeom>
                                   <a:noFill/>
-                                  <a:ln w="9525">
+                                  <a:ln>
+                                    <a:noFill/>
+                                  </a:ln>
+                                </pic:spPr>
+                              </pic:pic>
+                              <pic:pic xmlns:pic="http://schemas.openxmlformats.org/drawingml/2006/picture">
+                                <pic:nvPicPr>
+                                  <pic:cNvPr id="5" name="图片 25"/>
+                                  <pic:cNvPicPr>
+                                    <a:picLocks noChangeAspect="1" noChangeArrowheads="1"/>
+                                  </pic:cNvPicPr>
+                                </pic:nvPicPr>
+                                <pic:blipFill>
+                                  <a:blip r:embed="rId13">
+                                    <a:extLst>
+                                      <a:ext uri="{28A0092B-C50C-407E-A947-70E740481C1C}">
+                                        <a14:useLocalDpi xmlns:a14="http://schemas.microsoft.com/office/drawing/2010/main" val="0"/>
+                                      </a:ext>
+                                    </a:extLst>
+                                  </a:blip>
+                                  <a:srcRect/>
+                                  <a:stretch>
+                                    <a:fillRect/>
+                                  </a:stretch>
+                                </pic:blipFill>
+                                <pic:spPr>
+                                  <a:xfrm>
+                                    <a:off x="21862" y="20810"/>
+                                    <a:ext cx="2273" cy="2273"/>
+                                  </a:xfrm>
+                                  <a:prstGeom prst="rect">
+                                    <a:avLst/>
+                                  </a:prstGeom>
+                                  <a:noFill/>
+                                  <a:ln>
                                     <a:noFill/>
                                   </a:ln>
                                 </pic:spPr>
@@ -6156,36 +6170,39 @@
                             </wpg:grpSp>
                             <pic:pic xmlns:pic="http://schemas.openxmlformats.org/drawingml/2006/picture">
                               <pic:nvPicPr>
-                                <pic:cNvPr id="31" name="图片 25"/>
+                                <pic:cNvPr id="11" name="图片 11" descr="王建丽"/>
                                 <pic:cNvPicPr>
-                                  <a:picLocks noChangeAspect="1" noChangeArrowheads="1"/>
+                                  <a:picLocks noChangeAspect="1"/>
                                 </pic:cNvPicPr>
                               </pic:nvPicPr>
                               <pic:blipFill>
                                 <a:blip r:embed="rId14">
-                                  <a:extLst>
-                                    <a:ext uri="{28A0092B-C50C-407E-A947-70E740481C1C}">
-                                      <a14:useLocalDpi xmlns:a14="http://schemas.microsoft.com/office/drawing/2010/main" val="0"/>
-                                    </a:ext>
-                                  </a:extLst>
+                                  <a:clrChange>
+                                    <a:clrFrom>
+                                      <a:srgbClr val="FFFFFF">
+                                        <a:alpha val="100000"/>
+                                      </a:srgbClr>
+                                    </a:clrFrom>
+                                    <a:clrTo>
+                                      <a:srgbClr val="FFFFFF">
+                                        <a:alpha val="100000"/>
+                                        <a:alpha val="0"/>
+                                      </a:srgbClr>
+                                    </a:clrTo>
+                                  </a:clrChange>
                                 </a:blip>
-                                <a:srcRect/>
                                 <a:stretch>
                                   <a:fillRect/>
                                 </a:stretch>
                               </pic:blipFill>
                               <pic:spPr>
                                 <a:xfrm>
-                                  <a:off x="20622" y="39496"/>
-                                  <a:ext cx="2273" cy="2273"/>
+                                  <a:off x="22321" y="21215"/>
+                                  <a:ext cx="1488" cy="842"/>
                                 </a:xfrm>
                                 <a:prstGeom prst="rect">
                                   <a:avLst/>
                                 </a:prstGeom>
-                                <a:noFill/>
-                                <a:ln>
-                                  <a:noFill/>
-                                </a:ln>
                               </pic:spPr>
                             </pic:pic>
                           </wpg:wgp>
@@ -6196,27 +6213,27 @@
                 </mc:Choice>
                 <mc:Fallback>
                   <w:pict>
-                    <v:group id="_x0000_s1026" o:spid="_x0000_s1026" o:spt="203" style="position:absolute;left:0pt;margin-left:0pt;margin-top:-38.65pt;height:113.6pt;width:246.9pt;z-index:251669504;mso-width-relative:page;mso-height-relative:page;" coordorigin="17956,39496" coordsize="4938,2272" o:gfxdata="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">
+                    <v:group id="_x0000_s1026" o:spid="_x0000_s1026" o:spt="203" style="position:absolute;left:0pt;margin-left:0pt;margin-top:-29.2pt;height:113.65pt;width:246.8pt;z-index:251669504;mso-width-relative:page;mso-height-relative:page;" coordorigin="19199,20810" coordsize="4936,2273" o:gfxdata="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">
                       <o:lock v:ext="edit" aspectratio="f"/>
-                      <v:group id="组合 30" o:spid="_x0000_s1026" o:spt="203" style="position:absolute;left:17956;top:40098;height:570;width:4213;" coordorigin="17956,40098" coordsize="4213,570" o:gfxdata="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">
+                      <v:group id="组合 23" o:spid="_x0000_s1026" o:spt="203" style="position:absolute;left:19199;top:20810;height:2273;width:4936;" coordorigin="19199,20810" coordsize="4936,2273" o:gfxdata="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">
                         <o:lock v:ext="edit" aspectratio="f"/>
-                        <v:shape id="_x0000_s1026" o:spid="_x0000_s1026" o:spt="75" alt="24f613a0-66be-430b-9e80-270d3393fac5" type="#_x0000_t75" style="position:absolute;left:18366;top:39740;height:1327;width:506;rotation:-5898240f;" filled="f" o:preferrelative="t" stroked="f" coordsize="21600,21600" o:gfxdata="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">
+                        <v:shape id="图片 1" o:spid="_x0000_s1026" o:spt="75" type="#_x0000_t75" style="position:absolute;left:19199;top:21203;height:901;width:1672;" filled="f" o:preferrelative="t" stroked="f" coordsize="21600,21600" o:gfxdata="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">
                           <v:fill on="f" focussize="0,0"/>
                           <v:stroke on="f"/>
-                          <v:imagedata r:id="rId15" cropleft="28372f" croptop="17472f" cropright="14217f" cropbottom="15987f" o:title=""/>
+                          <v:imagedata r:id="rId15" cropleft="7158f" croptop="7646f" chromakey="#FFFFFF" o:title=""/>
                           <o:lock v:ext="edit" aspectratio="t"/>
                         </v:shape>
-                        <v:shape id="_x0000_s1026" o:spid="_x0000_s1026" o:spt="75" alt="IMG_256" type="#_x0000_t75" style="position:absolute;left:21195;top:40098;height:570;width:975;" filled="f" o:preferrelative="t" stroked="f" coordsize="21600,21600" o:gfxdata="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">
+                        <v:shape id="图片 25" o:spid="_x0000_s1026" o:spt="75" type="#_x0000_t75" style="position:absolute;left:21862;top:20810;height:2273;width:2273;" filled="f" o:preferrelative="t" stroked="f" coordsize="21600,21600" o:gfxdata="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">
                           <v:fill on="f" focussize="0,0"/>
                           <v:stroke on="f"/>
-                          <v:imagedata r:id="rId12" chromakey="#FFFFFF" o:title=""/>
+                          <v:imagedata r:id="rId13" o:title=""/>
                           <o:lock v:ext="edit" aspectratio="t"/>
                         </v:shape>
                       </v:group>
-                      <v:shape id="图片 25" o:spid="_x0000_s1026" o:spt="75" type="#_x0000_t75" style="position:absolute;left:20622;top:39496;height:2273;width:2273;" filled="f" o:preferrelative="t" stroked="f" coordsize="21600,21600" o:gfxdata="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">
+                      <v:shape id="_x0000_s1026" o:spid="_x0000_s1026" o:spt="75" alt="王建丽" type="#_x0000_t75" style="position:absolute;left:22321;top:21215;height:842;width:1488;" filled="f" o:preferrelative="t" stroked="f" coordsize="21600,21600" o:gfxdata="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">
                         <v:fill on="f" focussize="0,0"/>
                         <v:stroke on="f"/>
-                        <v:imagedata r:id="rId14" o:title=""/>
+                        <v:imagedata r:id="rId14" chromakey="#FFFFFF" o:title=""/>
                         <o:lock v:ext="edit" aspectratio="t"/>
                       </v:shape>
                     </v:group>
@@ -6224,6 +6241,7 @@
                 </mc:Fallback>
               </mc:AlternateContent>
             </w:r>
+            <w:bookmarkEnd w:id="185"/>
           </w:p>
         </w:tc>
         <w:tc>
@@ -6455,30 +6473,12 @@
     <w:p>
       <w:pPr>
         <w:rPr>
-          <w:rFonts w:ascii="Times New Roman" w:hAnsi="Times New Roman" w:eastAsia="微软雅黑" w:cs="Times New Roman"/>
-          <w:sz w:val="24"/>
-          <w:szCs w:val="24"/>
-          <w:lang w:eastAsia="zh-CN"/>
-        </w:rPr>
-      </w:pPr>
-      <w:r>
-        <w:rPr>
           <w:rFonts w:hint="eastAsia" w:ascii="Times New Roman" w:hAnsi="Times New Roman" w:eastAsia="微软雅黑" w:cs="Times New Roman"/>
           <w:sz w:val="24"/>
           <w:szCs w:val="24"/>
           <w:lang w:eastAsia="zh-CN"/>
         </w:rPr>
-        <w:t xml:space="preserve">{% endif %}{% if testedby == </w:t>
-      </w:r>
-      <w:r>
-        <w:rPr>
-          <w:rFonts w:ascii="Times New Roman" w:hAnsi="Times New Roman" w:eastAsia="微软雅黑" w:cs="Times New Roman"/>
-          <w:sz w:val="24"/>
-          <w:szCs w:val="24"/>
-          <w:lang w:eastAsia="zh-CN"/>
-        </w:rPr>
-        <w:t>“</w:t>
-      </w:r>
+      </w:pPr>
       <w:r>
         <w:rPr>
           <w:rFonts w:hint="eastAsia" w:ascii="Times New Roman" w:hAnsi="Times New Roman" w:eastAsia="微软雅黑" w:cs="Times New Roman"/>
@@ -6486,1852 +6486,9 @@
           <w:szCs w:val="24"/>
           <w:lang w:eastAsia="zh-CN"/>
         </w:rPr>
-        <w:t>3</w:t>
-      </w:r>
-      <w:r>
-        <w:rPr>
-          <w:rFonts w:ascii="Times New Roman" w:hAnsi="Times New Roman" w:eastAsia="微软雅黑" w:cs="Times New Roman"/>
-          <w:sz w:val="24"/>
-          <w:szCs w:val="24"/>
-          <w:lang w:eastAsia="zh-CN"/>
-        </w:rPr>
-        <w:t>”</w:t>
-      </w:r>
-      <w:r>
-        <w:rPr>
-          <w:rFonts w:hint="eastAsia" w:ascii="Times New Roman" w:hAnsi="Times New Roman" w:eastAsia="微软雅黑" w:cs="Times New Roman"/>
-          <w:sz w:val="24"/>
-          <w:szCs w:val="24"/>
-          <w:lang w:eastAsia="zh-CN"/>
-        </w:rPr>
-        <w:t xml:space="preserve"> %}</w:t>
+        <w:t>{% endif %}</w:t>
       </w:r>
     </w:p>
-    <w:p>
-      <w:pPr>
-        <w:rPr>
-          <w:rFonts w:ascii="Times New Roman" w:hAnsi="Times New Roman" w:eastAsia="微软雅黑" w:cs="Times New Roman"/>
-          <w:sz w:val="24"/>
-          <w:szCs w:val="24"/>
-          <w:lang w:eastAsia="zh-CN"/>
-        </w:rPr>
-      </w:pPr>
-    </w:p>
-    <w:p>
-      <w:pPr>
-        <w:rPr>
-          <w:sz w:val="24"/>
-          <w:lang w:eastAsia="zh-CN"/>
-        </w:rPr>
-      </w:pPr>
-    </w:p>
-    <w:tbl>
-      <w:tblPr>
-        <w:tblStyle w:val="33"/>
-        <w:tblW w:w="6772" w:type="dxa"/>
-        <w:jc w:val="right"/>
-        <w:tblLayout w:type="fixed"/>
-        <w:tblCellMar>
-          <w:top w:w="0" w:type="dxa"/>
-          <w:left w:w="0" w:type="dxa"/>
-          <w:bottom w:w="0" w:type="dxa"/>
-          <w:right w:w="0" w:type="dxa"/>
-        </w:tblCellMar>
-      </w:tblPr>
-      <w:tblGrid>
-        <w:gridCol w:w="1272"/>
-        <w:gridCol w:w="2040"/>
-        <w:gridCol w:w="1166"/>
-        <w:gridCol w:w="2294"/>
-      </w:tblGrid>
-      <w:tr>
-        <w:tblPrEx>
-          <w:tblCellMar>
-            <w:top w:w="0" w:type="dxa"/>
-            <w:left w:w="0" w:type="dxa"/>
-            <w:bottom w:w="0" w:type="dxa"/>
-            <w:right w:w="0" w:type="dxa"/>
-          </w:tblCellMar>
-        </w:tblPrEx>
-        <w:trPr>
-          <w:trHeight w:val="441" w:hRule="exact"/>
-          <w:jc w:val="right"/>
-        </w:trPr>
-        <w:tc>
-          <w:tcPr>
-            <w:tcW w:w="1272" w:type="dxa"/>
-            <w:vAlign w:val="center"/>
-          </w:tcPr>
-          <w:p>
-            <w:pPr>
-              <w:pStyle w:val="22"/>
-              <w:spacing w:before="13"/>
-              <w:ind w:left="13" w:right="95"/>
-              <w:jc w:val="both"/>
-              <w:rPr>
-                <w:rFonts w:ascii="Times New Roman" w:hAnsi="Times New Roman" w:cs="Times New Roman"/>
-                <w:b/>
-                <w:sz w:val="24"/>
-                <w:szCs w:val="24"/>
-              </w:rPr>
-            </w:pPr>
-            <w:r>
-              <w:rPr>
-                <w:rFonts w:ascii="Times New Roman" w:hAnsi="Times New Roman" w:cs="Times New Roman"/>
-                <w:b/>
-                <w:sz w:val="24"/>
-                <w:szCs w:val="24"/>
-              </w:rPr>
-              <w:t>检测人：</w:t>
-            </w:r>
-          </w:p>
-        </w:tc>
-        <w:tc>
-          <w:tcPr>
-            <w:tcW w:w="2040" w:type="dxa"/>
-            <w:vAlign w:val="center"/>
-          </w:tcPr>
-          <w:p>
-            <w:pPr>
-              <w:pStyle w:val="22"/>
-              <w:spacing w:before="13"/>
-              <w:jc w:val="both"/>
-              <w:rPr>
-                <w:rFonts w:ascii="Times New Roman" w:hAnsi="Times New Roman" w:cs="Times New Roman"/>
-                <w:b/>
-                <w:sz w:val="24"/>
-                <w:szCs w:val="24"/>
-              </w:rPr>
-            </w:pPr>
-            <w:r>
-              <w:rPr>
-                <w:sz w:val="24"/>
-              </w:rPr>
-              <mc:AlternateContent>
-                <mc:Choice Requires="wpg">
-                  <w:drawing>
-                    <wp:anchor distT="0" distB="0" distL="114300" distR="114300" simplePos="0" relativeHeight="251670528" behindDoc="0" locked="0" layoutInCell="1" allowOverlap="1">
-                      <wp:simplePos x="0" y="0"/>
-                      <wp:positionH relativeFrom="column">
-                        <wp:posOffset>-59690</wp:posOffset>
-                      </wp:positionH>
-                      <wp:positionV relativeFrom="paragraph">
-                        <wp:posOffset>-527685</wp:posOffset>
-                      </wp:positionV>
-                      <wp:extent cx="3114040" cy="1442720"/>
-                      <wp:effectExtent l="0" t="0" r="10160" b="5080"/>
-                      <wp:wrapNone/>
-                      <wp:docPr id="38" name="组合 38"/>
-                      <wp:cNvGraphicFramePr/>
-                      <a:graphic xmlns:a="http://schemas.openxmlformats.org/drawingml/2006/main">
-                        <a:graphicData uri="http://schemas.microsoft.com/office/word/2010/wordprocessingGroup">
-                          <wpg:wgp>
-                            <wpg:cNvGrpSpPr/>
-                            <wpg:grpSpPr>
-                              <a:xfrm>
-                                <a:off x="0" y="0"/>
-                                <a:ext cx="3114040" cy="1442720"/>
-                                <a:chOff x="17862" y="41199"/>
-                                <a:chExt cx="4904" cy="2272"/>
-                              </a:xfrm>
-                            </wpg:grpSpPr>
-                            <pic:pic xmlns:pic="http://schemas.openxmlformats.org/drawingml/2006/picture">
-                              <pic:nvPicPr>
-                                <pic:cNvPr id="6" name="图片 23"/>
-                                <pic:cNvPicPr>
-                                  <a:picLocks noChangeAspect="1" noChangeArrowheads="1"/>
-                                </pic:cNvPicPr>
-                              </pic:nvPicPr>
-                              <pic:blipFill>
-                                <a:blip r:embed="rId14">
-                                  <a:extLst>
-                                    <a:ext uri="{28A0092B-C50C-407E-A947-70E740481C1C}">
-                                      <a14:useLocalDpi xmlns:a14="http://schemas.microsoft.com/office/drawing/2010/main" val="0"/>
-                                    </a:ext>
-                                  </a:extLst>
-                                </a:blip>
-                                <a:srcRect/>
-                                <a:stretch>
-                                  <a:fillRect/>
-                                </a:stretch>
-                              </pic:blipFill>
-                              <pic:spPr>
-                                <a:xfrm>
-                                  <a:off x="20494" y="41199"/>
-                                  <a:ext cx="2273" cy="2273"/>
-                                </a:xfrm>
-                                <a:prstGeom prst="rect">
-                                  <a:avLst/>
-                                </a:prstGeom>
-                                <a:noFill/>
-                                <a:ln>
-                                  <a:noFill/>
-                                </a:ln>
-                              </pic:spPr>
-                            </pic:pic>
-                            <wpg:grpSp>
-                              <wpg:cNvPr id="39" name="组合 23"/>
-                              <wpg:cNvGrpSpPr/>
-                              <wpg:grpSpPr>
-                                <a:xfrm>
-                                  <a:off x="17862" y="41843"/>
-                                  <a:ext cx="4208" cy="652"/>
-                                  <a:chOff x="17862" y="41843"/>
-                                  <a:chExt cx="4208" cy="652"/>
-                                </a:xfrm>
-                              </wpg:grpSpPr>
-                              <pic:pic xmlns:pic="http://schemas.openxmlformats.org/drawingml/2006/picture">
-                                <pic:nvPicPr>
-                                  <pic:cNvPr id="24" name="图片 59" descr="图片1"/>
-                                  <pic:cNvPicPr>
-                                    <a:picLocks noChangeAspect="1"/>
-                                  </pic:cNvPicPr>
-                                </pic:nvPicPr>
-                                <pic:blipFill>
-                                  <a:blip r:embed="rId16">
-                                    <a:biLevel thresh="50000"/>
-                                  </a:blip>
-                                  <a:srcRect l="7865" t="11797" r="5322" b="19074"/>
-                                  <a:stretch>
-                                    <a:fillRect/>
-                                  </a:stretch>
-                                </pic:blipFill>
-                                <pic:spPr>
-                                  <a:xfrm>
-                                    <a:off x="17862" y="41869"/>
-                                    <a:ext cx="1468" cy="627"/>
-                                  </a:xfrm>
-                                  <a:prstGeom prst="rect">
-                                    <a:avLst/>
-                                  </a:prstGeom>
-                                  <a:noFill/>
-                                </pic:spPr>
-                              </pic:pic>
-                              <pic:pic xmlns:pic="http://schemas.openxmlformats.org/drawingml/2006/picture">
-                                <pic:nvPicPr>
-                                  <pic:cNvPr id="26" name="图片 29" descr="IMG_256"/>
-                                  <pic:cNvPicPr>
-                                    <a:picLocks noChangeAspect="1"/>
-                                  </pic:cNvPicPr>
-                                </pic:nvPicPr>
-                                <pic:blipFill>
-                                  <a:blip r:embed="rId12">
-                                    <a:clrChange>
-                                      <a:clrFrom>
-                                        <a:srgbClr val="FFFFFF">
-                                          <a:alpha val="100000"/>
-                                        </a:srgbClr>
-                                      </a:clrFrom>
-                                      <a:clrTo>
-                                        <a:srgbClr val="FFFFFF">
-                                          <a:alpha val="100000"/>
-                                          <a:alpha val="0"/>
-                                        </a:srgbClr>
-                                      </a:clrTo>
-                                    </a:clrChange>
-                                  </a:blip>
-                                  <a:stretch>
-                                    <a:fillRect/>
-                                  </a:stretch>
-                                </pic:blipFill>
-                                <pic:spPr>
-                                  <a:xfrm>
-                                    <a:off x="21096" y="41843"/>
-                                    <a:ext cx="975" cy="570"/>
-                                  </a:xfrm>
-                                  <a:prstGeom prst="rect">
-                                    <a:avLst/>
-                                  </a:prstGeom>
-                                  <a:noFill/>
-                                  <a:ln w="9525">
-                                    <a:noFill/>
-                                  </a:ln>
-                                </pic:spPr>
-                              </pic:pic>
-                            </wpg:grpSp>
-                          </wpg:wgp>
-                        </a:graphicData>
-                      </a:graphic>
-                    </wp:anchor>
-                  </w:drawing>
-                </mc:Choice>
-                <mc:Fallback>
-                  <w:pict>
-                    <v:group id="_x0000_s1026" o:spid="_x0000_s1026" o:spt="203" style="position:absolute;left:0pt;margin-left:-4.7pt;margin-top:-41.55pt;height:113.6pt;width:245.2pt;z-index:251670528;mso-width-relative:page;mso-height-relative:page;" coordorigin="17862,41199" coordsize="4904,2272" o:gfxdata="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">
-                      <o:lock v:ext="edit" aspectratio="f"/>
-                      <v:shape id="图片 23" o:spid="_x0000_s1026" o:spt="75" type="#_x0000_t75" style="position:absolute;left:20494;top:41199;height:2273;width:2273;" filled="f" o:preferrelative="t" stroked="f" coordsize="21600,21600" o:gfxdata="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">
-                        <v:fill on="f" focussize="0,0"/>
-                        <v:stroke on="f"/>
-                        <v:imagedata r:id="rId14" o:title=""/>
-                        <o:lock v:ext="edit" aspectratio="t"/>
-                      </v:shape>
-                      <v:group id="组合 23" o:spid="_x0000_s1026" o:spt="203" style="position:absolute;left:17862;top:41843;height:652;width:4208;" coordorigin="17862,41843" coordsize="4208,652" o:gfxdata="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">
-                        <o:lock v:ext="edit" aspectratio="f"/>
-                        <v:shape id="图片 59" o:spid="_x0000_s1026" o:spt="75" alt="图片1" type="#_x0000_t75" style="position:absolute;left:17862;top:41869;height:627;width:1468;" filled="f" o:preferrelative="t" stroked="f" coordsize="21600,21600" o:gfxdata="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">
-                          <v:fill on="f" focussize="0,0"/>
-                          <v:stroke on="f"/>
-                          <v:imagedata r:id="rId16" cropleft="5154f" croptop="7731f" cropright="3488f" cropbottom="12500f" grayscale="t" bilevel="t" o:title=""/>
-                          <o:lock v:ext="edit" aspectratio="t"/>
-                        </v:shape>
-                        <v:shape id="图片 29" o:spid="_x0000_s1026" o:spt="75" alt="IMG_256" type="#_x0000_t75" style="position:absolute;left:21096;top:41843;height:570;width:975;" filled="f" o:preferrelative="t" stroked="f" coordsize="21600,21600" o:gfxdata="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">
-                          <v:fill on="f" focussize="0,0"/>
-                          <v:stroke on="f"/>
-                          <v:imagedata r:id="rId12" chromakey="#FFFFFF" o:title=""/>
-                          <o:lock v:ext="edit" aspectratio="t"/>
-                        </v:shape>
-                      </v:group>
-                    </v:group>
-                  </w:pict>
-                </mc:Fallback>
-              </mc:AlternateContent>
-            </w:r>
-          </w:p>
-        </w:tc>
-        <w:tc>
-          <w:tcPr>
-            <w:tcW w:w="1166" w:type="dxa"/>
-            <w:vAlign w:val="center"/>
-          </w:tcPr>
-          <w:p>
-            <w:pPr>
-              <w:pStyle w:val="22"/>
-              <w:spacing w:before="13"/>
-              <w:jc w:val="both"/>
-              <w:rPr>
-                <w:rFonts w:ascii="Times New Roman" w:hAnsi="Times New Roman" w:cs="Times New Roman"/>
-                <w:b/>
-                <w:sz w:val="24"/>
-                <w:szCs w:val="24"/>
-              </w:rPr>
-            </w:pPr>
-            <w:r>
-              <w:rPr>
-                <w:rFonts w:ascii="Times New Roman" w:hAnsi="Times New Roman" w:cs="Times New Roman"/>
-                <w:b/>
-                <w:sz w:val="24"/>
-                <w:szCs w:val="24"/>
-              </w:rPr>
-              <w:t>复核人</w:t>
-            </w:r>
-            <w:r>
-              <w:rPr>
-                <w:rFonts w:ascii="Times New Roman" w:hAnsi="Times New Roman" w:cs="Times New Roman"/>
-                <w:b/>
-                <w:sz w:val="24"/>
-                <w:szCs w:val="24"/>
-                <w:lang w:eastAsia="zh-CN"/>
-              </w:rPr>
-              <w:t>：</w:t>
-            </w:r>
-          </w:p>
-        </w:tc>
-        <w:tc>
-          <w:tcPr>
-            <w:tcW w:w="2294" w:type="dxa"/>
-            <w:vAlign w:val="center"/>
-          </w:tcPr>
-          <w:p>
-            <w:pPr>
-              <w:pStyle w:val="22"/>
-              <w:spacing w:before="13"/>
-              <w:ind w:right="15"/>
-              <w:jc w:val="both"/>
-              <w:rPr>
-                <w:rFonts w:ascii="Times New Roman" w:hAnsi="Times New Roman" w:cs="Times New Roman"/>
-                <w:b/>
-                <w:sz w:val="24"/>
-                <w:szCs w:val="24"/>
-              </w:rPr>
-            </w:pPr>
-          </w:p>
-        </w:tc>
-      </w:tr>
-      <w:tr>
-        <w:tblPrEx>
-          <w:tblCellMar>
-            <w:top w:w="0" w:type="dxa"/>
-            <w:left w:w="0" w:type="dxa"/>
-            <w:bottom w:w="0" w:type="dxa"/>
-            <w:right w:w="0" w:type="dxa"/>
-          </w:tblCellMar>
-        </w:tblPrEx>
-        <w:trPr>
-          <w:trHeight w:val="457" w:hRule="exact"/>
-          <w:jc w:val="right"/>
-        </w:trPr>
-        <w:tc>
-          <w:tcPr>
-            <w:tcW w:w="1272" w:type="dxa"/>
-            <w:vAlign w:val="center"/>
-          </w:tcPr>
-          <w:p>
-            <w:pPr>
-              <w:pStyle w:val="22"/>
-              <w:spacing w:line="341" w:lineRule="exact"/>
-              <w:ind w:left="13" w:right="165"/>
-              <w:jc w:val="both"/>
-              <w:rPr>
-                <w:rFonts w:ascii="Times New Roman" w:hAnsi="Times New Roman" w:cs="Times New Roman"/>
-                <w:b/>
-                <w:sz w:val="24"/>
-                <w:szCs w:val="24"/>
-              </w:rPr>
-            </w:pPr>
-            <w:r>
-              <w:rPr>
-                <w:rFonts w:ascii="Times New Roman" w:hAnsi="Times New Roman" w:cs="Times New Roman"/>
-                <w:b/>
-                <w:sz w:val="24"/>
-                <w:szCs w:val="24"/>
-              </w:rPr>
-              <w:t>日</w:t>
-            </w:r>
-            <w:r>
-              <w:rPr>
-                <w:rFonts w:ascii="Times New Roman" w:hAnsi="Times New Roman" w:cs="Times New Roman"/>
-                <w:b/>
-                <w:sz w:val="24"/>
-                <w:szCs w:val="24"/>
-                <w:lang w:eastAsia="zh-CN"/>
-              </w:rPr>
-              <w:t xml:space="preserve">  </w:t>
-            </w:r>
-            <w:r>
-              <w:rPr>
-                <w:rFonts w:ascii="Times New Roman" w:hAnsi="Times New Roman" w:cs="Times New Roman"/>
-                <w:b/>
-                <w:sz w:val="24"/>
-                <w:szCs w:val="24"/>
-              </w:rPr>
-              <w:t>期：</w:t>
-            </w:r>
-          </w:p>
-        </w:tc>
-        <w:tc>
-          <w:tcPr>
-            <w:tcW w:w="2040" w:type="dxa"/>
-            <w:vAlign w:val="center"/>
-          </w:tcPr>
-          <w:p>
-            <w:pPr>
-              <w:pStyle w:val="22"/>
-              <w:spacing w:line="363" w:lineRule="exact"/>
-              <w:jc w:val="both"/>
-              <w:rPr>
-                <w:rFonts w:ascii="Times New Roman" w:hAnsi="Times New Roman" w:cs="Times New Roman"/>
-                <w:sz w:val="24"/>
-                <w:szCs w:val="24"/>
-              </w:rPr>
-            </w:pPr>
-            <w:r>
-              <w:rPr>
-                <w:rFonts w:ascii="Times New Roman" w:hAnsi="Times New Roman" w:cs="Times New Roman"/>
-                <w:kern w:val="2"/>
-                <w:sz w:val="24"/>
-                <w:szCs w:val="24"/>
-                <w:lang w:eastAsia="zh-CN"/>
-              </w:rPr>
-              <w:t>{{ reportdate }}</w:t>
-            </w:r>
-          </w:p>
-        </w:tc>
-        <w:tc>
-          <w:tcPr>
-            <w:tcW w:w="1166" w:type="dxa"/>
-            <w:vAlign w:val="center"/>
-          </w:tcPr>
-          <w:p>
-            <w:pPr>
-              <w:pStyle w:val="22"/>
-              <w:spacing w:line="341" w:lineRule="exact"/>
-              <w:jc w:val="both"/>
-              <w:rPr>
-                <w:rFonts w:ascii="Times New Roman" w:hAnsi="Times New Roman" w:cs="Times New Roman"/>
-                <w:b/>
-                <w:sz w:val="24"/>
-                <w:szCs w:val="24"/>
-              </w:rPr>
-            </w:pPr>
-            <w:r>
-              <w:rPr>
-                <w:rFonts w:ascii="Times New Roman" w:hAnsi="Times New Roman" w:cs="Times New Roman"/>
-                <w:b/>
-                <w:sz w:val="24"/>
-                <w:szCs w:val="24"/>
-              </w:rPr>
-              <w:t>日</w:t>
-            </w:r>
-            <w:r>
-              <w:rPr>
-                <w:rFonts w:ascii="Times New Roman" w:hAnsi="Times New Roman" w:cs="Times New Roman"/>
-                <w:b/>
-                <w:sz w:val="24"/>
-                <w:szCs w:val="24"/>
-                <w:lang w:eastAsia="zh-CN"/>
-              </w:rPr>
-              <w:t xml:space="preserve">  </w:t>
-            </w:r>
-            <w:r>
-              <w:rPr>
-                <w:rFonts w:ascii="Times New Roman" w:hAnsi="Times New Roman" w:cs="Times New Roman"/>
-                <w:b/>
-                <w:sz w:val="24"/>
-                <w:szCs w:val="24"/>
-              </w:rPr>
-              <w:t>期：</w:t>
-            </w:r>
-          </w:p>
-        </w:tc>
-        <w:tc>
-          <w:tcPr>
-            <w:tcW w:w="2294" w:type="dxa"/>
-            <w:vAlign w:val="center"/>
-          </w:tcPr>
-          <w:p>
-            <w:pPr>
-              <w:pStyle w:val="22"/>
-              <w:spacing w:line="363" w:lineRule="exact"/>
-              <w:ind w:right="15"/>
-              <w:jc w:val="both"/>
-              <w:rPr>
-                <w:rFonts w:ascii="Times New Roman" w:hAnsi="Times New Roman" w:cs="Times New Roman"/>
-                <w:sz w:val="24"/>
-                <w:szCs w:val="24"/>
-              </w:rPr>
-            </w:pPr>
-            <w:r>
-              <w:rPr>
-                <w:rFonts w:ascii="Times New Roman" w:hAnsi="Times New Roman" w:cs="Times New Roman"/>
-                <w:kern w:val="2"/>
-                <w:sz w:val="24"/>
-                <w:szCs w:val="24"/>
-                <w:lang w:eastAsia="zh-CN"/>
-              </w:rPr>
-              <w:t>{{ reportdate }}</w:t>
-            </w:r>
-          </w:p>
-        </w:tc>
-      </w:tr>
-    </w:tbl>
-    <w:p>
-      <w:pPr>
-        <w:rPr>
-          <w:rFonts w:ascii="Times New Roman" w:hAnsi="Times New Roman" w:eastAsia="微软雅黑" w:cs="Times New Roman"/>
-          <w:sz w:val="24"/>
-          <w:szCs w:val="24"/>
-          <w:lang w:eastAsia="zh-CN"/>
-        </w:rPr>
-      </w:pPr>
-      <w:r>
-        <w:rPr>
-          <w:rFonts w:hint="eastAsia" w:ascii="Times New Roman" w:hAnsi="Times New Roman" w:eastAsia="微软雅黑" w:cs="Times New Roman"/>
-          <w:sz w:val="24"/>
-          <w:szCs w:val="24"/>
-          <w:lang w:eastAsia="zh-CN"/>
-        </w:rPr>
-        <w:t xml:space="preserve">{% endif %}{% if testedby == </w:t>
-      </w:r>
-      <w:r>
-        <w:rPr>
-          <w:rFonts w:ascii="Times New Roman" w:hAnsi="Times New Roman" w:eastAsia="微软雅黑" w:cs="Times New Roman"/>
-          <w:sz w:val="24"/>
-          <w:szCs w:val="24"/>
-          <w:lang w:eastAsia="zh-CN"/>
-        </w:rPr>
-        <w:t>“</w:t>
-      </w:r>
-      <w:r>
-        <w:rPr>
-          <w:rFonts w:hint="eastAsia" w:ascii="Times New Roman" w:hAnsi="Times New Roman" w:eastAsia="微软雅黑" w:cs="Times New Roman"/>
-          <w:sz w:val="24"/>
-          <w:szCs w:val="24"/>
-          <w:lang w:eastAsia="zh-CN"/>
-        </w:rPr>
-        <w:t>4</w:t>
-      </w:r>
-      <w:r>
-        <w:rPr>
-          <w:rFonts w:ascii="Times New Roman" w:hAnsi="Times New Roman" w:eastAsia="微软雅黑" w:cs="Times New Roman"/>
-          <w:sz w:val="24"/>
-          <w:szCs w:val="24"/>
-          <w:lang w:eastAsia="zh-CN"/>
-        </w:rPr>
-        <w:t>”</w:t>
-      </w:r>
-      <w:r>
-        <w:rPr>
-          <w:rFonts w:hint="eastAsia" w:ascii="Times New Roman" w:hAnsi="Times New Roman" w:eastAsia="微软雅黑" w:cs="Times New Roman"/>
-          <w:sz w:val="24"/>
-          <w:szCs w:val="24"/>
-          <w:lang w:eastAsia="zh-CN"/>
-        </w:rPr>
-        <w:t xml:space="preserve"> %}</w:t>
-      </w:r>
-    </w:p>
-    <w:p>
-      <w:pPr>
-        <w:rPr>
-          <w:rFonts w:ascii="Times New Roman" w:hAnsi="Times New Roman" w:eastAsia="微软雅黑" w:cs="Times New Roman"/>
-          <w:sz w:val="24"/>
-          <w:szCs w:val="24"/>
-          <w:lang w:eastAsia="zh-CN"/>
-        </w:rPr>
-      </w:pPr>
-    </w:p>
-    <w:p>
-      <w:pPr>
-        <w:rPr>
-          <w:rFonts w:ascii="Times New Roman" w:hAnsi="Times New Roman" w:eastAsia="微软雅黑" w:cs="Times New Roman"/>
-          <w:sz w:val="24"/>
-          <w:szCs w:val="24"/>
-          <w:lang w:eastAsia="zh-CN"/>
-        </w:rPr>
-      </w:pPr>
-    </w:p>
-    <w:tbl>
-      <w:tblPr>
-        <w:tblStyle w:val="33"/>
-        <w:tblW w:w="6772" w:type="dxa"/>
-        <w:jc w:val="right"/>
-        <w:tblLayout w:type="fixed"/>
-        <w:tblCellMar>
-          <w:top w:w="0" w:type="dxa"/>
-          <w:left w:w="0" w:type="dxa"/>
-          <w:bottom w:w="0" w:type="dxa"/>
-          <w:right w:w="0" w:type="dxa"/>
-        </w:tblCellMar>
-      </w:tblPr>
-      <w:tblGrid>
-        <w:gridCol w:w="1272"/>
-        <w:gridCol w:w="2040"/>
-        <w:gridCol w:w="1166"/>
-        <w:gridCol w:w="2294"/>
-      </w:tblGrid>
-      <w:tr>
-        <w:tblPrEx>
-          <w:tblCellMar>
-            <w:top w:w="0" w:type="dxa"/>
-            <w:left w:w="0" w:type="dxa"/>
-            <w:bottom w:w="0" w:type="dxa"/>
-            <w:right w:w="0" w:type="dxa"/>
-          </w:tblCellMar>
-        </w:tblPrEx>
-        <w:trPr>
-          <w:trHeight w:val="441" w:hRule="exact"/>
-          <w:jc w:val="right"/>
-        </w:trPr>
-        <w:tc>
-          <w:tcPr>
-            <w:tcW w:w="1272" w:type="dxa"/>
-            <w:vAlign w:val="center"/>
-          </w:tcPr>
-          <w:p>
-            <w:pPr>
-              <w:pStyle w:val="22"/>
-              <w:spacing w:before="13"/>
-              <w:ind w:left="13" w:right="95"/>
-              <w:jc w:val="both"/>
-              <w:rPr>
-                <w:rFonts w:ascii="Times New Roman" w:hAnsi="Times New Roman" w:cs="Times New Roman"/>
-                <w:b/>
-                <w:sz w:val="24"/>
-                <w:szCs w:val="24"/>
-              </w:rPr>
-            </w:pPr>
-            <w:r>
-              <w:rPr>
-                <w:rFonts w:ascii="Times New Roman" w:hAnsi="Times New Roman" w:cs="Times New Roman"/>
-                <w:b/>
-                <w:sz w:val="24"/>
-                <w:szCs w:val="24"/>
-              </w:rPr>
-              <w:t>检测人：</w:t>
-            </w:r>
-          </w:p>
-        </w:tc>
-        <w:tc>
-          <w:tcPr>
-            <w:tcW w:w="2040" w:type="dxa"/>
-            <w:vAlign w:val="center"/>
-          </w:tcPr>
-          <w:p>
-            <w:pPr>
-              <w:pStyle w:val="22"/>
-              <w:spacing w:before="13"/>
-              <w:jc w:val="both"/>
-              <w:rPr>
-                <w:rFonts w:ascii="Times New Roman" w:hAnsi="Times New Roman" w:cs="Times New Roman"/>
-                <w:b/>
-                <w:sz w:val="24"/>
-                <w:szCs w:val="24"/>
-              </w:rPr>
-            </w:pPr>
-            <w:r>
-              <w:rPr>
-                <w:sz w:val="24"/>
-              </w:rPr>
-              <mc:AlternateContent>
-                <mc:Choice Requires="wpg">
-                  <w:drawing>
-                    <wp:anchor distT="0" distB="0" distL="114300" distR="114300" simplePos="0" relativeHeight="251671552" behindDoc="0" locked="0" layoutInCell="1" allowOverlap="1">
-                      <wp:simplePos x="0" y="0"/>
-                      <wp:positionH relativeFrom="column">
-                        <wp:posOffset>12700</wp:posOffset>
-                      </wp:positionH>
-                      <wp:positionV relativeFrom="paragraph">
-                        <wp:posOffset>-514985</wp:posOffset>
-                      </wp:positionV>
-                      <wp:extent cx="3150235" cy="1442720"/>
-                      <wp:effectExtent l="0" t="0" r="4445" b="5080"/>
-                      <wp:wrapNone/>
-                      <wp:docPr id="40" name="组合 40"/>
-                      <wp:cNvGraphicFramePr/>
-                      <a:graphic xmlns:a="http://schemas.openxmlformats.org/drawingml/2006/main">
-                        <a:graphicData uri="http://schemas.microsoft.com/office/word/2010/wordprocessingGroup">
-                          <wpg:wgp>
-                            <wpg:cNvGrpSpPr/>
-                            <wpg:grpSpPr>
-                              <a:xfrm>
-                                <a:off x="0" y="0"/>
-                                <a:ext cx="3150235" cy="1442720"/>
-                                <a:chOff x="17976" y="42945"/>
-                                <a:chExt cx="4961" cy="2272"/>
-                              </a:xfrm>
-                            </wpg:grpSpPr>
-                            <pic:pic xmlns:pic="http://schemas.openxmlformats.org/drawingml/2006/picture">
-                              <pic:nvPicPr>
-                                <pic:cNvPr id="27" name="图片 25"/>
-                                <pic:cNvPicPr>
-                                  <a:picLocks noChangeAspect="1" noChangeArrowheads="1"/>
-                                </pic:cNvPicPr>
-                              </pic:nvPicPr>
-                              <pic:blipFill>
-                                <a:blip r:embed="rId14">
-                                  <a:extLst>
-                                    <a:ext uri="{28A0092B-C50C-407E-A947-70E740481C1C}">
-                                      <a14:useLocalDpi xmlns:a14="http://schemas.microsoft.com/office/drawing/2010/main" val="0"/>
-                                    </a:ext>
-                                  </a:extLst>
-                                </a:blip>
-                                <a:srcRect/>
-                                <a:stretch>
-                                  <a:fillRect/>
-                                </a:stretch>
-                              </pic:blipFill>
-                              <pic:spPr>
-                                <a:xfrm>
-                                  <a:off x="20665" y="42945"/>
-                                  <a:ext cx="2273" cy="2273"/>
-                                </a:xfrm>
-                                <a:prstGeom prst="rect">
-                                  <a:avLst/>
-                                </a:prstGeom>
-                                <a:noFill/>
-                                <a:ln>
-                                  <a:noFill/>
-                                </a:ln>
-                              </pic:spPr>
-                            </pic:pic>
-                            <wpg:grpSp>
-                              <wpg:cNvPr id="41" name="组合 27"/>
-                              <wpg:cNvGrpSpPr/>
-                              <wpg:grpSpPr>
-                                <a:xfrm>
-                                  <a:off x="17976" y="43614"/>
-                                  <a:ext cx="4551" cy="626"/>
-                                  <a:chOff x="17976" y="43614"/>
-                                  <a:chExt cx="4551" cy="626"/>
-                                </a:xfrm>
-                              </wpg:grpSpPr>
-                              <pic:pic xmlns:pic="http://schemas.openxmlformats.org/drawingml/2006/picture">
-                                <pic:nvPicPr>
-                                  <pic:cNvPr id="28" name="图片 29" descr="IMG_256"/>
-                                  <pic:cNvPicPr>
-                                    <a:picLocks noChangeAspect="1"/>
-                                  </pic:cNvPicPr>
-                                </pic:nvPicPr>
-                                <pic:blipFill>
-                                  <a:blip r:embed="rId12">
-                                    <a:clrChange>
-                                      <a:clrFrom>
-                                        <a:srgbClr val="FFFFFF">
-                                          <a:alpha val="100000"/>
-                                        </a:srgbClr>
-                                      </a:clrFrom>
-                                      <a:clrTo>
-                                        <a:srgbClr val="FFFFFF">
-                                          <a:alpha val="100000"/>
-                                          <a:alpha val="0"/>
-                                        </a:srgbClr>
-                                      </a:clrTo>
-                                    </a:clrChange>
-                                  </a:blip>
-                                  <a:stretch>
-                                    <a:fillRect/>
-                                  </a:stretch>
-                                </pic:blipFill>
-                                <pic:spPr>
-                                  <a:xfrm>
-                                    <a:off x="17976" y="43615"/>
-                                    <a:ext cx="975" cy="570"/>
-                                  </a:xfrm>
-                                  <a:prstGeom prst="rect">
-                                    <a:avLst/>
-                                  </a:prstGeom>
-                                  <a:noFill/>
-                                  <a:ln w="9525">
-                                    <a:noFill/>
-                                  </a:ln>
-                                </pic:spPr>
-                              </pic:pic>
-                              <pic:pic xmlns:pic="http://schemas.openxmlformats.org/drawingml/2006/picture">
-                                <pic:nvPicPr>
-                                  <pic:cNvPr id="30" name="图片 59" descr="图片1"/>
-                                  <pic:cNvPicPr>
-                                    <a:picLocks noChangeAspect="1"/>
-                                  </pic:cNvPicPr>
-                                </pic:nvPicPr>
-                                <pic:blipFill>
-                                  <a:blip r:embed="rId16">
-                                    <a:biLevel thresh="50000"/>
-                                  </a:blip>
-                                  <a:srcRect l="7865" t="11797" r="5322" b="19074"/>
-                                  <a:stretch>
-                                    <a:fillRect/>
-                                  </a:stretch>
-                                </pic:blipFill>
-                                <pic:spPr>
-                                  <a:xfrm>
-                                    <a:off x="21059" y="43614"/>
-                                    <a:ext cx="1468" cy="627"/>
-                                  </a:xfrm>
-                                  <a:prstGeom prst="rect">
-                                    <a:avLst/>
-                                  </a:prstGeom>
-                                  <a:noFill/>
-                                </pic:spPr>
-                              </pic:pic>
-                            </wpg:grpSp>
-                          </wpg:wgp>
-                        </a:graphicData>
-                      </a:graphic>
-                    </wp:anchor>
-                  </w:drawing>
-                </mc:Choice>
-                <mc:Fallback>
-                  <w:pict>
-                    <v:group id="_x0000_s1026" o:spid="_x0000_s1026" o:spt="203" style="position:absolute;left:0pt;margin-left:1pt;margin-top:-40.55pt;height:113.6pt;width:248.05pt;z-index:251671552;mso-width-relative:page;mso-height-relative:page;" coordorigin="17976,42945" coordsize="4961,2272" o:gfxdata="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">
-                      <o:lock v:ext="edit" aspectratio="f"/>
-                      <v:shape id="图片 25" o:spid="_x0000_s1026" o:spt="75" type="#_x0000_t75" style="position:absolute;left:20665;top:42945;height:2273;width:2273;" filled="f" o:preferrelative="t" stroked="f" coordsize="21600,21600" o:gfxdata="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">
-                        <v:fill on="f" focussize="0,0"/>
-                        <v:stroke on="f"/>
-                        <v:imagedata r:id="rId14" o:title=""/>
-                        <o:lock v:ext="edit" aspectratio="t"/>
-                      </v:shape>
-                      <v:group id="组合 27" o:spid="_x0000_s1026" o:spt="203" style="position:absolute;left:17976;top:43614;height:626;width:4551;" coordorigin="17976,43614" coordsize="4551,626" o:gfxdata="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">
-                        <o:lock v:ext="edit" aspectratio="f"/>
-                        <v:shape id="图片 29" o:spid="_x0000_s1026" o:spt="75" alt="IMG_256" type="#_x0000_t75" style="position:absolute;left:17976;top:43615;height:570;width:975;" filled="f" o:preferrelative="t" stroked="f" coordsize="21600,21600" o:gfxdata="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">
-                          <v:fill on="f" focussize="0,0"/>
-                          <v:stroke on="f"/>
-                          <v:imagedata r:id="rId12" chromakey="#FFFFFF" o:title=""/>
-                          <o:lock v:ext="edit" aspectratio="t"/>
-                        </v:shape>
-                        <v:shape id="图片 59" o:spid="_x0000_s1026" o:spt="75" alt="图片1" type="#_x0000_t75" style="position:absolute;left:21059;top:43614;height:627;width:1468;" filled="f" o:preferrelative="t" stroked="f" coordsize="21600,21600" o:gfxdata="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">
-                          <v:fill on="f" focussize="0,0"/>
-                          <v:stroke on="f"/>
-                          <v:imagedata r:id="rId16" cropleft="5154f" croptop="7731f" cropright="3488f" cropbottom="12500f" grayscale="t" bilevel="t" o:title=""/>
-                          <o:lock v:ext="edit" aspectratio="t"/>
-                        </v:shape>
-                      </v:group>
-                    </v:group>
-                  </w:pict>
-                </mc:Fallback>
-              </mc:AlternateContent>
-            </w:r>
-          </w:p>
-        </w:tc>
-        <w:tc>
-          <w:tcPr>
-            <w:tcW w:w="1166" w:type="dxa"/>
-            <w:vAlign w:val="center"/>
-          </w:tcPr>
-          <w:p>
-            <w:pPr>
-              <w:pStyle w:val="22"/>
-              <w:spacing w:before="13"/>
-              <w:jc w:val="both"/>
-              <w:rPr>
-                <w:rFonts w:ascii="Times New Roman" w:hAnsi="Times New Roman" w:cs="Times New Roman"/>
-                <w:b/>
-                <w:sz w:val="24"/>
-                <w:szCs w:val="24"/>
-              </w:rPr>
-            </w:pPr>
-            <w:r>
-              <w:rPr>
-                <w:rFonts w:ascii="Times New Roman" w:hAnsi="Times New Roman" w:cs="Times New Roman"/>
-                <w:b/>
-                <w:sz w:val="24"/>
-                <w:szCs w:val="24"/>
-              </w:rPr>
-              <w:t>复核人</w:t>
-            </w:r>
-            <w:r>
-              <w:rPr>
-                <w:rFonts w:ascii="Times New Roman" w:hAnsi="Times New Roman" w:cs="Times New Roman"/>
-                <w:b/>
-                <w:sz w:val="24"/>
-                <w:szCs w:val="24"/>
-                <w:lang w:eastAsia="zh-CN"/>
-              </w:rPr>
-              <w:t>：</w:t>
-            </w:r>
-          </w:p>
-        </w:tc>
-        <w:tc>
-          <w:tcPr>
-            <w:tcW w:w="2294" w:type="dxa"/>
-            <w:vAlign w:val="center"/>
-          </w:tcPr>
-          <w:p>
-            <w:pPr>
-              <w:pStyle w:val="22"/>
-              <w:spacing w:before="13"/>
-              <w:ind w:right="15"/>
-              <w:jc w:val="both"/>
-              <w:rPr>
-                <w:rFonts w:ascii="Times New Roman" w:hAnsi="Times New Roman" w:cs="Times New Roman"/>
-                <w:b/>
-                <w:sz w:val="24"/>
-                <w:szCs w:val="24"/>
-              </w:rPr>
-            </w:pPr>
-          </w:p>
-        </w:tc>
-      </w:tr>
-      <w:tr>
-        <w:tblPrEx>
-          <w:tblCellMar>
-            <w:top w:w="0" w:type="dxa"/>
-            <w:left w:w="0" w:type="dxa"/>
-            <w:bottom w:w="0" w:type="dxa"/>
-            <w:right w:w="0" w:type="dxa"/>
-          </w:tblCellMar>
-        </w:tblPrEx>
-        <w:trPr>
-          <w:trHeight w:val="457" w:hRule="exact"/>
-          <w:jc w:val="right"/>
-        </w:trPr>
-        <w:tc>
-          <w:tcPr>
-            <w:tcW w:w="1272" w:type="dxa"/>
-            <w:vAlign w:val="center"/>
-          </w:tcPr>
-          <w:p>
-            <w:pPr>
-              <w:pStyle w:val="22"/>
-              <w:spacing w:line="341" w:lineRule="exact"/>
-              <w:ind w:left="13" w:right="165"/>
-              <w:jc w:val="both"/>
-              <w:rPr>
-                <w:rFonts w:ascii="Times New Roman" w:hAnsi="Times New Roman" w:cs="Times New Roman"/>
-                <w:b/>
-                <w:sz w:val="24"/>
-                <w:szCs w:val="24"/>
-              </w:rPr>
-            </w:pPr>
-            <w:r>
-              <w:rPr>
-                <w:rFonts w:ascii="Times New Roman" w:hAnsi="Times New Roman" w:cs="Times New Roman"/>
-                <w:b/>
-                <w:sz w:val="24"/>
-                <w:szCs w:val="24"/>
-              </w:rPr>
-              <w:t>日</w:t>
-            </w:r>
-            <w:r>
-              <w:rPr>
-                <w:rFonts w:ascii="Times New Roman" w:hAnsi="Times New Roman" w:cs="Times New Roman"/>
-                <w:b/>
-                <w:sz w:val="24"/>
-                <w:szCs w:val="24"/>
-                <w:lang w:eastAsia="zh-CN"/>
-              </w:rPr>
-              <w:t xml:space="preserve">  </w:t>
-            </w:r>
-            <w:r>
-              <w:rPr>
-                <w:rFonts w:ascii="Times New Roman" w:hAnsi="Times New Roman" w:cs="Times New Roman"/>
-                <w:b/>
-                <w:sz w:val="24"/>
-                <w:szCs w:val="24"/>
-              </w:rPr>
-              <w:t>期：</w:t>
-            </w:r>
-          </w:p>
-        </w:tc>
-        <w:tc>
-          <w:tcPr>
-            <w:tcW w:w="2040" w:type="dxa"/>
-            <w:vAlign w:val="center"/>
-          </w:tcPr>
-          <w:p>
-            <w:pPr>
-              <w:pStyle w:val="22"/>
-              <w:spacing w:line="363" w:lineRule="exact"/>
-              <w:jc w:val="both"/>
-              <w:rPr>
-                <w:rFonts w:ascii="Times New Roman" w:hAnsi="Times New Roman" w:cs="Times New Roman"/>
-                <w:sz w:val="24"/>
-                <w:szCs w:val="24"/>
-              </w:rPr>
-            </w:pPr>
-            <w:r>
-              <w:rPr>
-                <w:rFonts w:ascii="Times New Roman" w:hAnsi="Times New Roman" w:cs="Times New Roman"/>
-                <w:kern w:val="2"/>
-                <w:sz w:val="24"/>
-                <w:szCs w:val="24"/>
-                <w:lang w:eastAsia="zh-CN"/>
-              </w:rPr>
-              <w:t>{{ reportdate }}</w:t>
-            </w:r>
-          </w:p>
-        </w:tc>
-        <w:tc>
-          <w:tcPr>
-            <w:tcW w:w="1166" w:type="dxa"/>
-            <w:vAlign w:val="center"/>
-          </w:tcPr>
-          <w:p>
-            <w:pPr>
-              <w:pStyle w:val="22"/>
-              <w:spacing w:line="341" w:lineRule="exact"/>
-              <w:jc w:val="both"/>
-              <w:rPr>
-                <w:rFonts w:ascii="Times New Roman" w:hAnsi="Times New Roman" w:cs="Times New Roman"/>
-                <w:b/>
-                <w:sz w:val="24"/>
-                <w:szCs w:val="24"/>
-              </w:rPr>
-            </w:pPr>
-            <w:r>
-              <w:rPr>
-                <w:rFonts w:ascii="Times New Roman" w:hAnsi="Times New Roman" w:cs="Times New Roman"/>
-                <w:b/>
-                <w:sz w:val="24"/>
-                <w:szCs w:val="24"/>
-              </w:rPr>
-              <w:t>日</w:t>
-            </w:r>
-            <w:r>
-              <w:rPr>
-                <w:rFonts w:ascii="Times New Roman" w:hAnsi="Times New Roman" w:cs="Times New Roman"/>
-                <w:b/>
-                <w:sz w:val="24"/>
-                <w:szCs w:val="24"/>
-                <w:lang w:eastAsia="zh-CN"/>
-              </w:rPr>
-              <w:t xml:space="preserve">  </w:t>
-            </w:r>
-            <w:r>
-              <w:rPr>
-                <w:rFonts w:ascii="Times New Roman" w:hAnsi="Times New Roman" w:cs="Times New Roman"/>
-                <w:b/>
-                <w:sz w:val="24"/>
-                <w:szCs w:val="24"/>
-              </w:rPr>
-              <w:t>期：</w:t>
-            </w:r>
-          </w:p>
-        </w:tc>
-        <w:tc>
-          <w:tcPr>
-            <w:tcW w:w="2294" w:type="dxa"/>
-            <w:vAlign w:val="center"/>
-          </w:tcPr>
-          <w:p>
-            <w:pPr>
-              <w:pStyle w:val="22"/>
-              <w:spacing w:line="363" w:lineRule="exact"/>
-              <w:ind w:right="15"/>
-              <w:jc w:val="both"/>
-              <w:rPr>
-                <w:rFonts w:ascii="Times New Roman" w:hAnsi="Times New Roman" w:cs="Times New Roman"/>
-                <w:sz w:val="24"/>
-                <w:szCs w:val="24"/>
-              </w:rPr>
-            </w:pPr>
-            <w:r>
-              <w:rPr>
-                <w:rFonts w:ascii="Times New Roman" w:hAnsi="Times New Roman" w:cs="Times New Roman"/>
-                <w:kern w:val="2"/>
-                <w:sz w:val="24"/>
-                <w:szCs w:val="24"/>
-                <w:lang w:eastAsia="zh-CN"/>
-              </w:rPr>
-              <w:t>{{ reportdate }}</w:t>
-            </w:r>
-          </w:p>
-        </w:tc>
-      </w:tr>
-    </w:tbl>
-    <w:p>
-      <w:pPr>
-        <w:rPr>
-          <w:rFonts w:ascii="Times New Roman" w:hAnsi="Times New Roman" w:eastAsia="微软雅黑" w:cs="Times New Roman"/>
-          <w:sz w:val="24"/>
-          <w:szCs w:val="24"/>
-          <w:lang w:eastAsia="zh-CN"/>
-        </w:rPr>
-      </w:pPr>
-      <w:r>
-        <w:rPr>
-          <w:rFonts w:hint="eastAsia" w:ascii="Times New Roman" w:hAnsi="Times New Roman" w:eastAsia="微软雅黑" w:cs="Times New Roman"/>
-          <w:sz w:val="24"/>
-          <w:szCs w:val="24"/>
-          <w:lang w:eastAsia="zh-CN"/>
-        </w:rPr>
-        <w:t xml:space="preserve">{% endif %}{% if testedby == </w:t>
-      </w:r>
-      <w:r>
-        <w:rPr>
-          <w:rFonts w:ascii="Times New Roman" w:hAnsi="Times New Roman" w:eastAsia="微软雅黑" w:cs="Times New Roman"/>
-          <w:sz w:val="24"/>
-          <w:szCs w:val="24"/>
-          <w:lang w:eastAsia="zh-CN"/>
-        </w:rPr>
-        <w:t>“</w:t>
-      </w:r>
-      <w:r>
-        <w:rPr>
-          <w:rFonts w:hint="eastAsia" w:ascii="Times New Roman" w:hAnsi="Times New Roman" w:eastAsia="微软雅黑" w:cs="Times New Roman"/>
-          <w:sz w:val="24"/>
-          <w:szCs w:val="24"/>
-          <w:lang w:eastAsia="zh-CN"/>
-        </w:rPr>
-        <w:t>5</w:t>
-      </w:r>
-      <w:r>
-        <w:rPr>
-          <w:rFonts w:ascii="Times New Roman" w:hAnsi="Times New Roman" w:eastAsia="微软雅黑" w:cs="Times New Roman"/>
-          <w:sz w:val="24"/>
-          <w:szCs w:val="24"/>
-          <w:lang w:eastAsia="zh-CN"/>
-        </w:rPr>
-        <w:t>”</w:t>
-      </w:r>
-      <w:r>
-        <w:rPr>
-          <w:rFonts w:hint="eastAsia" w:ascii="Times New Roman" w:hAnsi="Times New Roman" w:eastAsia="微软雅黑" w:cs="Times New Roman"/>
-          <w:sz w:val="24"/>
-          <w:szCs w:val="24"/>
-          <w:lang w:eastAsia="zh-CN"/>
-        </w:rPr>
-        <w:t xml:space="preserve"> %}</w:t>
-      </w:r>
-    </w:p>
-    <w:p>
-      <w:pPr>
-        <w:rPr>
-          <w:lang w:eastAsia="zh-CN"/>
-        </w:rPr>
-      </w:pPr>
-    </w:p>
-    <w:p>
-      <w:pPr>
-        <w:rPr>
-          <w:lang w:eastAsia="zh-CN"/>
-        </w:rPr>
-      </w:pPr>
-    </w:p>
-    <w:tbl>
-      <w:tblPr>
-        <w:tblStyle w:val="33"/>
-        <w:tblW w:w="6772" w:type="dxa"/>
-        <w:jc w:val="right"/>
-        <w:tblLayout w:type="fixed"/>
-        <w:tblCellMar>
-          <w:top w:w="0" w:type="dxa"/>
-          <w:left w:w="0" w:type="dxa"/>
-          <w:bottom w:w="0" w:type="dxa"/>
-          <w:right w:w="0" w:type="dxa"/>
-        </w:tblCellMar>
-      </w:tblPr>
-      <w:tblGrid>
-        <w:gridCol w:w="1272"/>
-        <w:gridCol w:w="2040"/>
-        <w:gridCol w:w="1166"/>
-        <w:gridCol w:w="2294"/>
-      </w:tblGrid>
-      <w:tr>
-        <w:tblPrEx>
-          <w:tblCellMar>
-            <w:top w:w="0" w:type="dxa"/>
-            <w:left w:w="0" w:type="dxa"/>
-            <w:bottom w:w="0" w:type="dxa"/>
-            <w:right w:w="0" w:type="dxa"/>
-          </w:tblCellMar>
-        </w:tblPrEx>
-        <w:trPr>
-          <w:trHeight w:val="441" w:hRule="exact"/>
-          <w:jc w:val="right"/>
-        </w:trPr>
-        <w:tc>
-          <w:tcPr>
-            <w:tcW w:w="1272" w:type="dxa"/>
-            <w:vAlign w:val="center"/>
-          </w:tcPr>
-          <w:p>
-            <w:pPr>
-              <w:pStyle w:val="22"/>
-              <w:spacing w:before="13"/>
-              <w:ind w:left="13" w:right="95"/>
-              <w:jc w:val="both"/>
-              <w:rPr>
-                <w:rFonts w:ascii="Times New Roman" w:hAnsi="Times New Roman" w:cs="Times New Roman"/>
-                <w:b/>
-                <w:sz w:val="24"/>
-                <w:szCs w:val="24"/>
-              </w:rPr>
-            </w:pPr>
-            <w:r>
-              <w:rPr>
-                <w:rFonts w:ascii="Times New Roman" w:hAnsi="Times New Roman" w:cs="Times New Roman"/>
-                <w:b/>
-                <w:sz w:val="24"/>
-                <w:szCs w:val="24"/>
-              </w:rPr>
-              <w:t>检测人：</w:t>
-            </w:r>
-          </w:p>
-        </w:tc>
-        <w:tc>
-          <w:tcPr>
-            <w:tcW w:w="2040" w:type="dxa"/>
-            <w:vAlign w:val="center"/>
-          </w:tcPr>
-          <w:p>
-            <w:pPr>
-              <w:pStyle w:val="22"/>
-              <w:spacing w:before="13"/>
-              <w:jc w:val="both"/>
-              <w:rPr>
-                <w:rFonts w:ascii="Times New Roman" w:hAnsi="Times New Roman" w:cs="Times New Roman"/>
-                <w:b/>
-                <w:sz w:val="24"/>
-                <w:szCs w:val="24"/>
-              </w:rPr>
-            </w:pPr>
-          </w:p>
-        </w:tc>
-        <w:tc>
-          <w:tcPr>
-            <w:tcW w:w="1166" w:type="dxa"/>
-            <w:vAlign w:val="center"/>
-          </w:tcPr>
-          <w:p>
-            <w:pPr>
-              <w:pStyle w:val="22"/>
-              <w:spacing w:before="13"/>
-              <w:jc w:val="both"/>
-              <w:rPr>
-                <w:rFonts w:ascii="Times New Roman" w:hAnsi="Times New Roman" w:cs="Times New Roman"/>
-                <w:b/>
-                <w:sz w:val="24"/>
-                <w:szCs w:val="24"/>
-              </w:rPr>
-            </w:pPr>
-            <w:r>
-              <w:rPr>
-                <w:rFonts w:ascii="Times New Roman" w:hAnsi="Times New Roman" w:cs="Times New Roman"/>
-                <w:b/>
-                <w:sz w:val="24"/>
-                <w:szCs w:val="24"/>
-              </w:rPr>
-              <w:t>复核人</w:t>
-            </w:r>
-            <w:r>
-              <w:rPr>
-                <w:rFonts w:ascii="Times New Roman" w:hAnsi="Times New Roman" w:cs="Times New Roman"/>
-                <w:b/>
-                <w:sz w:val="24"/>
-                <w:szCs w:val="24"/>
-                <w:lang w:eastAsia="zh-CN"/>
-              </w:rPr>
-              <w:t>：</w:t>
-            </w:r>
-          </w:p>
-        </w:tc>
-        <w:tc>
-          <w:tcPr>
-            <w:tcW w:w="2294" w:type="dxa"/>
-            <w:vAlign w:val="center"/>
-          </w:tcPr>
-          <w:p>
-            <w:pPr>
-              <w:pStyle w:val="22"/>
-              <w:spacing w:before="13"/>
-              <w:ind w:right="15"/>
-              <w:jc w:val="both"/>
-              <w:rPr>
-                <w:rFonts w:ascii="Times New Roman" w:hAnsi="Times New Roman" w:cs="Times New Roman"/>
-                <w:b/>
-                <w:sz w:val="24"/>
-                <w:szCs w:val="24"/>
-              </w:rPr>
-            </w:pPr>
-          </w:p>
-        </w:tc>
-      </w:tr>
-      <w:tr>
-        <w:tblPrEx>
-          <w:tblCellMar>
-            <w:top w:w="0" w:type="dxa"/>
-            <w:left w:w="0" w:type="dxa"/>
-            <w:bottom w:w="0" w:type="dxa"/>
-            <w:right w:w="0" w:type="dxa"/>
-          </w:tblCellMar>
-        </w:tblPrEx>
-        <w:trPr>
-          <w:trHeight w:val="457" w:hRule="exact"/>
-          <w:jc w:val="right"/>
-        </w:trPr>
-        <w:tc>
-          <w:tcPr>
-            <w:tcW w:w="1272" w:type="dxa"/>
-            <w:vAlign w:val="center"/>
-          </w:tcPr>
-          <w:p>
-            <w:pPr>
-              <w:pStyle w:val="22"/>
-              <w:spacing w:line="341" w:lineRule="exact"/>
-              <w:ind w:left="13" w:right="165"/>
-              <w:jc w:val="both"/>
-              <w:rPr>
-                <w:rFonts w:ascii="Times New Roman" w:hAnsi="Times New Roman" w:cs="Times New Roman"/>
-                <w:b/>
-                <w:sz w:val="24"/>
-                <w:szCs w:val="24"/>
-              </w:rPr>
-            </w:pPr>
-            <w:r>
-              <w:rPr>
-                <w:rFonts w:ascii="Times New Roman" w:hAnsi="Times New Roman" w:cs="Times New Roman"/>
-                <w:b/>
-                <w:sz w:val="24"/>
-                <w:szCs w:val="24"/>
-              </w:rPr>
-              <w:t>日</w:t>
-            </w:r>
-            <w:r>
-              <w:rPr>
-                <w:rFonts w:ascii="Times New Roman" w:hAnsi="Times New Roman" w:cs="Times New Roman"/>
-                <w:b/>
-                <w:sz w:val="24"/>
-                <w:szCs w:val="24"/>
-                <w:lang w:eastAsia="zh-CN"/>
-              </w:rPr>
-              <w:t xml:space="preserve">  </w:t>
-            </w:r>
-            <w:r>
-              <w:rPr>
-                <w:rFonts w:ascii="Times New Roman" w:hAnsi="Times New Roman" w:cs="Times New Roman"/>
-                <w:b/>
-                <w:sz w:val="24"/>
-                <w:szCs w:val="24"/>
-              </w:rPr>
-              <w:t>期：</w:t>
-            </w:r>
-          </w:p>
-        </w:tc>
-        <w:tc>
-          <w:tcPr>
-            <w:tcW w:w="2040" w:type="dxa"/>
-            <w:vAlign w:val="center"/>
-          </w:tcPr>
-          <w:p>
-            <w:pPr>
-              <w:pStyle w:val="22"/>
-              <w:spacing w:line="363" w:lineRule="exact"/>
-              <w:jc w:val="both"/>
-              <w:rPr>
-                <w:rFonts w:ascii="Times New Roman" w:hAnsi="Times New Roman" w:cs="Times New Roman"/>
-                <w:sz w:val="24"/>
-                <w:szCs w:val="24"/>
-              </w:rPr>
-            </w:pPr>
-            <w:r>
-              <w:rPr>
-                <w:rFonts w:ascii="Times New Roman" w:hAnsi="Times New Roman" w:cs="Times New Roman"/>
-                <w:kern w:val="2"/>
-                <w:sz w:val="24"/>
-                <w:szCs w:val="24"/>
-                <w:lang w:eastAsia="zh-CN"/>
-              </w:rPr>
-              <w:t>{{ reportdate }}</w:t>
-            </w:r>
-          </w:p>
-        </w:tc>
-        <w:tc>
-          <w:tcPr>
-            <w:tcW w:w="1166" w:type="dxa"/>
-            <w:vAlign w:val="center"/>
-          </w:tcPr>
-          <w:p>
-            <w:pPr>
-              <w:pStyle w:val="22"/>
-              <w:spacing w:line="341" w:lineRule="exact"/>
-              <w:jc w:val="both"/>
-              <w:rPr>
-                <w:rFonts w:ascii="Times New Roman" w:hAnsi="Times New Roman" w:cs="Times New Roman"/>
-                <w:b/>
-                <w:sz w:val="24"/>
-                <w:szCs w:val="24"/>
-              </w:rPr>
-            </w:pPr>
-            <w:r>
-              <w:rPr>
-                <w:rFonts w:ascii="Times New Roman" w:hAnsi="Times New Roman" w:cs="Times New Roman"/>
-                <w:b/>
-                <w:sz w:val="24"/>
-                <w:szCs w:val="24"/>
-              </w:rPr>
-              <w:t>日</w:t>
-            </w:r>
-            <w:r>
-              <w:rPr>
-                <w:rFonts w:ascii="Times New Roman" w:hAnsi="Times New Roman" w:cs="Times New Roman"/>
-                <w:b/>
-                <w:sz w:val="24"/>
-                <w:szCs w:val="24"/>
-                <w:lang w:eastAsia="zh-CN"/>
-              </w:rPr>
-              <w:t xml:space="preserve">  </w:t>
-            </w:r>
-            <w:r>
-              <w:rPr>
-                <w:rFonts w:ascii="Times New Roman" w:hAnsi="Times New Roman" w:cs="Times New Roman"/>
-                <w:b/>
-                <w:sz w:val="24"/>
-                <w:szCs w:val="24"/>
-              </w:rPr>
-              <w:t>期：</w:t>
-            </w:r>
-          </w:p>
-        </w:tc>
-        <w:tc>
-          <w:tcPr>
-            <w:tcW w:w="2294" w:type="dxa"/>
-            <w:vAlign w:val="center"/>
-          </w:tcPr>
-          <w:p>
-            <w:pPr>
-              <w:pStyle w:val="22"/>
-              <w:spacing w:line="363" w:lineRule="exact"/>
-              <w:ind w:right="15"/>
-              <w:jc w:val="both"/>
-              <w:rPr>
-                <w:rFonts w:ascii="Times New Roman" w:hAnsi="Times New Roman" w:cs="Times New Roman"/>
-                <w:sz w:val="24"/>
-                <w:szCs w:val="24"/>
-              </w:rPr>
-            </w:pPr>
-            <w:r>
-              <w:rPr>
-                <w:rFonts w:ascii="Times New Roman" w:hAnsi="Times New Roman" w:cs="Times New Roman"/>
-                <w:kern w:val="2"/>
-                <w:sz w:val="24"/>
-                <w:szCs w:val="24"/>
-                <w:lang w:eastAsia="zh-CN"/>
-              </w:rPr>
-              <w:t>{{ reportdate }}</w:t>
-            </w:r>
-          </w:p>
-        </w:tc>
-      </w:tr>
-    </w:tbl>
-    <w:p>
-      <w:pPr>
-        <w:rPr>
-          <w:rFonts w:ascii="Times New Roman" w:hAnsi="Times New Roman" w:eastAsia="微软雅黑" w:cs="Times New Roman"/>
-          <w:sz w:val="24"/>
-          <w:szCs w:val="24"/>
-          <w:lang w:eastAsia="zh-CN"/>
-        </w:rPr>
-      </w:pPr>
-      <w:r>
-        <w:rPr>
-          <w:rFonts w:hint="eastAsia" w:ascii="Times New Roman" w:hAnsi="Times New Roman" w:eastAsia="微软雅黑" w:cs="Times New Roman"/>
-          <w:sz w:val="24"/>
-          <w:szCs w:val="24"/>
-          <w:lang w:eastAsia="zh-CN"/>
-        </w:rPr>
-        <w:t xml:space="preserve">{% endif %}{% if testedby == </w:t>
-      </w:r>
-      <w:r>
-        <w:rPr>
-          <w:rFonts w:ascii="Times New Roman" w:hAnsi="Times New Roman" w:eastAsia="微软雅黑" w:cs="Times New Roman"/>
-          <w:sz w:val="24"/>
-          <w:szCs w:val="24"/>
-          <w:lang w:eastAsia="zh-CN"/>
-        </w:rPr>
-        <w:t>“</w:t>
-      </w:r>
-      <w:r>
-        <w:rPr>
-          <w:rFonts w:hint="eastAsia" w:ascii="Times New Roman" w:hAnsi="Times New Roman" w:eastAsia="微软雅黑" w:cs="Times New Roman"/>
-          <w:sz w:val="24"/>
-          <w:szCs w:val="24"/>
-          <w:lang w:eastAsia="zh-CN"/>
-        </w:rPr>
-        <w:t>6</w:t>
-      </w:r>
-      <w:r>
-        <w:rPr>
-          <w:rFonts w:ascii="Times New Roman" w:hAnsi="Times New Roman" w:eastAsia="微软雅黑" w:cs="Times New Roman"/>
-          <w:sz w:val="24"/>
-          <w:szCs w:val="24"/>
-          <w:lang w:eastAsia="zh-CN"/>
-        </w:rPr>
-        <w:t>”</w:t>
-      </w:r>
-      <w:r>
-        <w:rPr>
-          <w:rFonts w:hint="eastAsia" w:ascii="Times New Roman" w:hAnsi="Times New Roman" w:eastAsia="微软雅黑" w:cs="Times New Roman"/>
-          <w:sz w:val="24"/>
-          <w:szCs w:val="24"/>
-          <w:lang w:eastAsia="zh-CN"/>
-        </w:rPr>
-        <w:t xml:space="preserve"> %}</w:t>
-      </w:r>
-    </w:p>
-    <w:p>
-      <w:pPr>
-        <w:rPr>
-          <w:rFonts w:ascii="Times New Roman" w:hAnsi="Times New Roman" w:eastAsia="微软雅黑" w:cs="Times New Roman"/>
-          <w:sz w:val="24"/>
-          <w:szCs w:val="24"/>
-          <w:lang w:eastAsia="zh-CN"/>
-        </w:rPr>
-      </w:pPr>
-    </w:p>
-    <w:p>
-      <w:pPr>
-        <w:rPr>
-          <w:rFonts w:ascii="Times New Roman" w:hAnsi="Times New Roman" w:eastAsia="微软雅黑" w:cs="Times New Roman"/>
-          <w:sz w:val="24"/>
-          <w:szCs w:val="24"/>
-          <w:lang w:eastAsia="zh-CN"/>
-        </w:rPr>
-      </w:pPr>
-    </w:p>
-    <w:tbl>
-      <w:tblPr>
-        <w:tblStyle w:val="33"/>
-        <w:tblW w:w="6772" w:type="dxa"/>
-        <w:jc w:val="right"/>
-        <w:tblLayout w:type="fixed"/>
-        <w:tblCellMar>
-          <w:top w:w="0" w:type="dxa"/>
-          <w:left w:w="0" w:type="dxa"/>
-          <w:bottom w:w="0" w:type="dxa"/>
-          <w:right w:w="0" w:type="dxa"/>
-        </w:tblCellMar>
-      </w:tblPr>
-      <w:tblGrid>
-        <w:gridCol w:w="1272"/>
-        <w:gridCol w:w="2040"/>
-        <w:gridCol w:w="1166"/>
-        <w:gridCol w:w="2294"/>
-      </w:tblGrid>
-      <w:tr>
-        <w:tblPrEx>
-          <w:tblCellMar>
-            <w:top w:w="0" w:type="dxa"/>
-            <w:left w:w="0" w:type="dxa"/>
-            <w:bottom w:w="0" w:type="dxa"/>
-            <w:right w:w="0" w:type="dxa"/>
-          </w:tblCellMar>
-        </w:tblPrEx>
-        <w:trPr>
-          <w:trHeight w:val="441" w:hRule="exact"/>
-          <w:jc w:val="right"/>
-        </w:trPr>
-        <w:tc>
-          <w:tcPr>
-            <w:tcW w:w="1272" w:type="dxa"/>
-            <w:vAlign w:val="center"/>
-          </w:tcPr>
-          <w:p>
-            <w:pPr>
-              <w:pStyle w:val="22"/>
-              <w:spacing w:before="13"/>
-              <w:ind w:left="13" w:right="95"/>
-              <w:jc w:val="both"/>
-              <w:rPr>
-                <w:rFonts w:ascii="Times New Roman" w:hAnsi="Times New Roman" w:cs="Times New Roman"/>
-                <w:b/>
-                <w:sz w:val="24"/>
-                <w:szCs w:val="24"/>
-              </w:rPr>
-            </w:pPr>
-            <w:r>
-              <w:rPr>
-                <w:rFonts w:ascii="Times New Roman" w:hAnsi="Times New Roman" w:cs="Times New Roman"/>
-                <w:b/>
-                <w:sz w:val="24"/>
-                <w:szCs w:val="24"/>
-              </w:rPr>
-              <w:t>检测人：</w:t>
-            </w:r>
-          </w:p>
-        </w:tc>
-        <w:tc>
-          <w:tcPr>
-            <w:tcW w:w="2040" w:type="dxa"/>
-            <w:vAlign w:val="center"/>
-          </w:tcPr>
-          <w:p>
-            <w:pPr>
-              <w:pStyle w:val="22"/>
-              <w:spacing w:before="13"/>
-              <w:jc w:val="both"/>
-              <w:rPr>
-                <w:rFonts w:ascii="Times New Roman" w:hAnsi="Times New Roman" w:cs="Times New Roman"/>
-                <w:b/>
-                <w:sz w:val="24"/>
-                <w:szCs w:val="24"/>
-              </w:rPr>
-            </w:pPr>
-          </w:p>
-        </w:tc>
-        <w:tc>
-          <w:tcPr>
-            <w:tcW w:w="1166" w:type="dxa"/>
-            <w:vAlign w:val="center"/>
-          </w:tcPr>
-          <w:p>
-            <w:pPr>
-              <w:pStyle w:val="22"/>
-              <w:spacing w:before="13"/>
-              <w:jc w:val="both"/>
-              <w:rPr>
-                <w:rFonts w:ascii="Times New Roman" w:hAnsi="Times New Roman" w:cs="Times New Roman"/>
-                <w:b/>
-                <w:sz w:val="24"/>
-                <w:szCs w:val="24"/>
-              </w:rPr>
-            </w:pPr>
-            <w:r>
-              <w:rPr>
-                <w:rFonts w:ascii="Times New Roman" w:hAnsi="Times New Roman" w:cs="Times New Roman"/>
-                <w:b/>
-                <w:sz w:val="24"/>
-                <w:szCs w:val="24"/>
-              </w:rPr>
-              <w:t>复核人</w:t>
-            </w:r>
-            <w:r>
-              <w:rPr>
-                <w:rFonts w:ascii="Times New Roman" w:hAnsi="Times New Roman" w:cs="Times New Roman"/>
-                <w:b/>
-                <w:sz w:val="24"/>
-                <w:szCs w:val="24"/>
-                <w:lang w:eastAsia="zh-CN"/>
-              </w:rPr>
-              <w:t>：</w:t>
-            </w:r>
-          </w:p>
-        </w:tc>
-        <w:tc>
-          <w:tcPr>
-            <w:tcW w:w="2294" w:type="dxa"/>
-            <w:vAlign w:val="center"/>
-          </w:tcPr>
-          <w:p>
-            <w:pPr>
-              <w:pStyle w:val="22"/>
-              <w:spacing w:before="13"/>
-              <w:ind w:right="15"/>
-              <w:jc w:val="both"/>
-              <w:rPr>
-                <w:rFonts w:ascii="Times New Roman" w:hAnsi="Times New Roman" w:cs="Times New Roman"/>
-                <w:b/>
-                <w:sz w:val="24"/>
-                <w:szCs w:val="24"/>
-              </w:rPr>
-            </w:pPr>
-          </w:p>
-        </w:tc>
-      </w:tr>
-      <w:tr>
-        <w:tblPrEx>
-          <w:tblCellMar>
-            <w:top w:w="0" w:type="dxa"/>
-            <w:left w:w="0" w:type="dxa"/>
-            <w:bottom w:w="0" w:type="dxa"/>
-            <w:right w:w="0" w:type="dxa"/>
-          </w:tblCellMar>
-        </w:tblPrEx>
-        <w:trPr>
-          <w:trHeight w:val="457" w:hRule="exact"/>
-          <w:jc w:val="right"/>
-        </w:trPr>
-        <w:tc>
-          <w:tcPr>
-            <w:tcW w:w="1272" w:type="dxa"/>
-            <w:vAlign w:val="center"/>
-          </w:tcPr>
-          <w:p>
-            <w:pPr>
-              <w:pStyle w:val="22"/>
-              <w:spacing w:line="341" w:lineRule="exact"/>
-              <w:ind w:left="13" w:right="165"/>
-              <w:jc w:val="both"/>
-              <w:rPr>
-                <w:rFonts w:ascii="Times New Roman" w:hAnsi="Times New Roman" w:cs="Times New Roman"/>
-                <w:b/>
-                <w:sz w:val="24"/>
-                <w:szCs w:val="24"/>
-              </w:rPr>
-            </w:pPr>
-            <w:r>
-              <w:rPr>
-                <w:rFonts w:ascii="Times New Roman" w:hAnsi="Times New Roman" w:cs="Times New Roman"/>
-                <w:b/>
-                <w:sz w:val="24"/>
-                <w:szCs w:val="24"/>
-              </w:rPr>
-              <w:t>日</w:t>
-            </w:r>
-            <w:r>
-              <w:rPr>
-                <w:rFonts w:ascii="Times New Roman" w:hAnsi="Times New Roman" w:cs="Times New Roman"/>
-                <w:b/>
-                <w:sz w:val="24"/>
-                <w:szCs w:val="24"/>
-                <w:lang w:eastAsia="zh-CN"/>
-              </w:rPr>
-              <w:t xml:space="preserve">  </w:t>
-            </w:r>
-            <w:r>
-              <w:rPr>
-                <w:rFonts w:ascii="Times New Roman" w:hAnsi="Times New Roman" w:cs="Times New Roman"/>
-                <w:b/>
-                <w:sz w:val="24"/>
-                <w:szCs w:val="24"/>
-              </w:rPr>
-              <w:t>期：</w:t>
-            </w:r>
-          </w:p>
-        </w:tc>
-        <w:tc>
-          <w:tcPr>
-            <w:tcW w:w="2040" w:type="dxa"/>
-            <w:vAlign w:val="center"/>
-          </w:tcPr>
-          <w:p>
-            <w:pPr>
-              <w:pStyle w:val="22"/>
-              <w:spacing w:line="363" w:lineRule="exact"/>
-              <w:jc w:val="both"/>
-              <w:rPr>
-                <w:rFonts w:ascii="Times New Roman" w:hAnsi="Times New Roman" w:cs="Times New Roman"/>
-                <w:sz w:val="24"/>
-                <w:szCs w:val="24"/>
-              </w:rPr>
-            </w:pPr>
-            <w:r>
-              <w:rPr>
-                <w:rFonts w:ascii="Times New Roman" w:hAnsi="Times New Roman" w:cs="Times New Roman"/>
-                <w:kern w:val="2"/>
-                <w:sz w:val="24"/>
-                <w:szCs w:val="24"/>
-                <w:lang w:eastAsia="zh-CN"/>
-              </w:rPr>
-              <w:t>{{ reportdate }}</w:t>
-            </w:r>
-          </w:p>
-        </w:tc>
-        <w:tc>
-          <w:tcPr>
-            <w:tcW w:w="1166" w:type="dxa"/>
-            <w:vAlign w:val="center"/>
-          </w:tcPr>
-          <w:p>
-            <w:pPr>
-              <w:pStyle w:val="22"/>
-              <w:spacing w:line="341" w:lineRule="exact"/>
-              <w:jc w:val="both"/>
-              <w:rPr>
-                <w:rFonts w:ascii="Times New Roman" w:hAnsi="Times New Roman" w:cs="Times New Roman"/>
-                <w:b/>
-                <w:sz w:val="24"/>
-                <w:szCs w:val="24"/>
-              </w:rPr>
-            </w:pPr>
-            <w:r>
-              <w:rPr>
-                <w:rFonts w:ascii="Times New Roman" w:hAnsi="Times New Roman" w:cs="Times New Roman"/>
-                <w:b/>
-                <w:sz w:val="24"/>
-                <w:szCs w:val="24"/>
-              </w:rPr>
-              <w:t>日</w:t>
-            </w:r>
-            <w:r>
-              <w:rPr>
-                <w:rFonts w:ascii="Times New Roman" w:hAnsi="Times New Roman" w:cs="Times New Roman"/>
-                <w:b/>
-                <w:sz w:val="24"/>
-                <w:szCs w:val="24"/>
-                <w:lang w:eastAsia="zh-CN"/>
-              </w:rPr>
-              <w:t xml:space="preserve">  </w:t>
-            </w:r>
-            <w:r>
-              <w:rPr>
-                <w:rFonts w:ascii="Times New Roman" w:hAnsi="Times New Roman" w:cs="Times New Roman"/>
-                <w:b/>
-                <w:sz w:val="24"/>
-                <w:szCs w:val="24"/>
-              </w:rPr>
-              <w:t>期：</w:t>
-            </w:r>
-          </w:p>
-        </w:tc>
-        <w:tc>
-          <w:tcPr>
-            <w:tcW w:w="2294" w:type="dxa"/>
-            <w:vAlign w:val="center"/>
-          </w:tcPr>
-          <w:p>
-            <w:pPr>
-              <w:pStyle w:val="22"/>
-              <w:spacing w:line="363" w:lineRule="exact"/>
-              <w:ind w:right="15"/>
-              <w:jc w:val="both"/>
-              <w:rPr>
-                <w:rFonts w:ascii="Times New Roman" w:hAnsi="Times New Roman" w:cs="Times New Roman"/>
-                <w:sz w:val="24"/>
-                <w:szCs w:val="24"/>
-              </w:rPr>
-            </w:pPr>
-            <w:r>
-              <w:rPr>
-                <w:rFonts w:ascii="Times New Roman" w:hAnsi="Times New Roman" w:cs="Times New Roman"/>
-                <w:kern w:val="2"/>
-                <w:sz w:val="24"/>
-                <w:szCs w:val="24"/>
-                <w:lang w:eastAsia="zh-CN"/>
-              </w:rPr>
-              <w:t>{{ reportdate }}</w:t>
-            </w:r>
-          </w:p>
-        </w:tc>
-      </w:tr>
-    </w:tbl>
     <w:p>
       <w:pPr>
         <w:rPr>
@@ -8344,15 +6501,6 @@
           <w:lang w:eastAsia="zh-CN"/>
         </w:rPr>
       </w:pPr>
-      <w:r>
-        <w:rPr>
-          <w:rFonts w:hint="eastAsia" w:ascii="Times New Roman" w:hAnsi="Times New Roman" w:eastAsia="微软雅黑" w:cs="Times New Roman"/>
-          <w:sz w:val="24"/>
-          <w:szCs w:val="24"/>
-          <w:lang w:eastAsia="zh-CN"/>
-        </w:rPr>
-        <w:t>{% endif %}</w:t>
-      </w:r>
       <w:r>
         <w:rPr>
           <w:rFonts w:ascii="Times New Roman" w:hAnsi="Times New Roman" w:eastAsia="微软雅黑" w:cs="黑体"/>
@@ -8382,8 +6530,8 @@
         </w:rPr>
       </w:pPr>
       <w:bookmarkStart w:id="40" w:name="_Toc31425"/>
-      <w:bookmarkStart w:id="41" w:name="_Toc4871"/>
-      <w:bookmarkStart w:id="42" w:name="_Toc25413"/>
+      <w:bookmarkStart w:id="41" w:name="_Toc25413"/>
+      <w:bookmarkStart w:id="42" w:name="_Toc4871"/>
       <w:bookmarkStart w:id="43" w:name="_Toc149832729"/>
       <w:r>
         <w:rPr>
@@ -10092,16 +8240,16 @@
         </w:numPr>
         <w:jc w:val="left"/>
       </w:pPr>
-      <w:bookmarkStart w:id="44" w:name="_Toc2469"/>
-      <w:bookmarkStart w:id="45" w:name="_Toc19184"/>
-      <w:bookmarkStart w:id="46" w:name="_Toc19898_WPSOffice_Level1"/>
-      <w:bookmarkStart w:id="47" w:name="_Toc22132"/>
-      <w:bookmarkStart w:id="48" w:name="_Toc31333"/>
+      <w:bookmarkStart w:id="44" w:name="_Toc19184"/>
+      <w:bookmarkStart w:id="45" w:name="_Toc19898_WPSOffice_Level1"/>
+      <w:bookmarkStart w:id="46" w:name="_Toc863"/>
+      <w:bookmarkStart w:id="47" w:name="_Toc20136_WPSOffice_Level1"/>
+      <w:bookmarkStart w:id="48" w:name="_Toc2469"/>
       <w:bookmarkStart w:id="49" w:name="_Toc2781"/>
-      <w:bookmarkStart w:id="50" w:name="_Toc863"/>
-      <w:bookmarkStart w:id="51" w:name="_Toc14062"/>
-      <w:bookmarkStart w:id="52" w:name="_Toc20136_WPSOffice_Level1"/>
-      <w:bookmarkStart w:id="53" w:name="_Toc12381"/>
+      <w:bookmarkStart w:id="50" w:name="_Toc14062"/>
+      <w:bookmarkStart w:id="51" w:name="_Toc22132"/>
+      <w:bookmarkStart w:id="52" w:name="_Toc12381"/>
+      <w:bookmarkStart w:id="53" w:name="_Toc31333"/>
       <w:r>
         <w:t>检测结果及用药提示</w:t>
       </w:r>
@@ -10129,15 +8277,15 @@
           <w:color w:val="auto"/>
         </w:rPr>
       </w:pPr>
-      <w:bookmarkStart w:id="54" w:name="_Toc16129"/>
-      <w:bookmarkStart w:id="55" w:name="_Toc14308"/>
-      <w:bookmarkStart w:id="56" w:name="_Toc22976"/>
-      <w:bookmarkStart w:id="57" w:name="_Toc18062_WPSOffice_Level2"/>
-      <w:bookmarkStart w:id="58" w:name="_Toc23375"/>
-      <w:bookmarkStart w:id="59" w:name="_Toc24979"/>
-      <w:bookmarkStart w:id="60" w:name="_Toc9088"/>
-      <w:bookmarkStart w:id="61" w:name="_Toc23317"/>
-      <w:bookmarkStart w:id="62" w:name="_Toc11015_WPSOffice_Level2"/>
+      <w:bookmarkStart w:id="54" w:name="_Toc14308"/>
+      <w:bookmarkStart w:id="55" w:name="_Toc18062_WPSOffice_Level2"/>
+      <w:bookmarkStart w:id="56" w:name="_Toc16129"/>
+      <w:bookmarkStart w:id="57" w:name="_Toc22976"/>
+      <w:bookmarkStart w:id="58" w:name="_Toc24979"/>
+      <w:bookmarkStart w:id="59" w:name="_Toc9088"/>
+      <w:bookmarkStart w:id="60" w:name="_Toc23317"/>
+      <w:bookmarkStart w:id="61" w:name="_Toc11015_WPSOffice_Level2"/>
+      <w:bookmarkStart w:id="62" w:name="_Toc23375"/>
       <w:bookmarkStart w:id="63" w:name="_Toc30265"/>
       <w:r>
         <w:rPr>
@@ -14836,17 +12984,17 @@
         <w:br w:type="page"/>
       </w:r>
       <w:bookmarkStart w:id="64" w:name="_Toc27734"/>
-      <w:bookmarkStart w:id="65" w:name="_Toc22117"/>
-      <w:bookmarkStart w:id="66" w:name="_Toc149826009"/>
+      <w:bookmarkStart w:id="65" w:name="_Toc7181"/>
+      <w:bookmarkStart w:id="66" w:name="_Toc22117"/>
       <w:bookmarkStart w:id="67" w:name="_Toc149832733"/>
-      <w:bookmarkStart w:id="68" w:name="_Toc7181"/>
-      <w:bookmarkStart w:id="69" w:name="_Toc4339"/>
-      <w:bookmarkStart w:id="70" w:name="_Toc17526"/>
-      <w:bookmarkStart w:id="71" w:name="_Toc15901"/>
-      <w:bookmarkStart w:id="72" w:name="_Toc6221_WPSOffice_Level2"/>
+      <w:bookmarkStart w:id="68" w:name="_Toc149826009"/>
+      <w:bookmarkStart w:id="69" w:name="_Toc17526"/>
+      <w:bookmarkStart w:id="70" w:name="_Toc15901"/>
+      <w:bookmarkStart w:id="71" w:name="_Toc6221_WPSOffice_Level2"/>
+      <w:bookmarkStart w:id="72" w:name="_Toc7551_WPSOffice_Level2"/>
       <w:bookmarkStart w:id="73" w:name="_Toc2974"/>
-      <w:bookmarkStart w:id="74" w:name="_Toc25737"/>
-      <w:bookmarkStart w:id="75" w:name="_Toc7551_WPSOffice_Level2"/>
+      <w:bookmarkStart w:id="74" w:name="_Toc4339"/>
+      <w:bookmarkStart w:id="75" w:name="_Toc25737"/>
       <w:r>
         <w:rPr>
           <w:rFonts w:hint="default" w:ascii="Times New Roman" w:hAnsi="Times New Roman" w:eastAsia="微软雅黑" w:cs="Times New Roman"/>
@@ -15500,12 +13648,6 @@
             <w:insideH w:val="single" w:color="A4A4A4" w:sz="4" w:space="0"/>
             <w:insideV w:val="single" w:color="A4A4A4" w:sz="4" w:space="0"/>
           </w:tblBorders>
-          <w:tblCellMar>
-            <w:top w:w="0" w:type="dxa"/>
-            <w:left w:w="108" w:type="dxa"/>
-            <w:bottom w:w="0" w:type="dxa"/>
-            <w:right w:w="108" w:type="dxa"/>
-          </w:tblCellMar>
         </w:tblPrEx>
         <w:trPr>
           <w:trHeight w:val="510" w:hRule="atLeast"/>
@@ -15986,15 +14128,15 @@
           <w:lang w:eastAsia="zh-CN"/>
         </w:rPr>
       </w:pPr>
-      <w:bookmarkStart w:id="78" w:name="_Toc32661"/>
-      <w:bookmarkStart w:id="79" w:name="_Toc4331_WPSOffice_Level1"/>
-      <w:bookmarkStart w:id="80" w:name="_Toc32443_WPSOffice_Level1"/>
+      <w:bookmarkStart w:id="78" w:name="_Toc5598"/>
+      <w:bookmarkStart w:id="79" w:name="_Toc32661"/>
+      <w:bookmarkStart w:id="80" w:name="_Toc4331_WPSOffice_Level1"/>
       <w:bookmarkStart w:id="81" w:name="_Toc23846_WPSOffice_Level1"/>
       <w:bookmarkStart w:id="82" w:name="_Toc23903"/>
       <w:bookmarkStart w:id="83" w:name="_Toc30000"/>
-      <w:bookmarkStart w:id="84" w:name="_Toc25727"/>
-      <w:bookmarkStart w:id="85" w:name="_Toc5598"/>
-      <w:bookmarkStart w:id="86" w:name="_Toc28194"/>
+      <w:bookmarkStart w:id="84" w:name="_Toc28194"/>
+      <w:bookmarkStart w:id="85" w:name="_Toc25727"/>
+      <w:bookmarkStart w:id="86" w:name="_Toc32443_WPSOffice_Level1"/>
       <w:r>
         <w:rPr>
           <w:rFonts w:hint="eastAsia" w:ascii="Times New Roman" w:hAnsi="Times New Roman" w:eastAsia="微软雅黑" w:cs="Times New Roman"/>
@@ -16054,11 +14196,11 @@
           <w:lang w:eastAsia="zh-CN"/>
         </w:rPr>
       </w:pPr>
-      <w:bookmarkStart w:id="87" w:name="_Toc16158"/>
-      <w:bookmarkStart w:id="88" w:name="_Toc21337"/>
-      <w:bookmarkStart w:id="89" w:name="_Toc149832735"/>
-      <w:bookmarkStart w:id="90" w:name="_Toc149826011"/>
-      <w:bookmarkStart w:id="91" w:name="_Toc27083"/>
+      <w:bookmarkStart w:id="87" w:name="_Toc149832735"/>
+      <w:bookmarkStart w:id="88" w:name="_Toc27083"/>
+      <w:bookmarkStart w:id="89" w:name="_Toc21337"/>
+      <w:bookmarkStart w:id="90" w:name="_Toc16158"/>
+      <w:bookmarkStart w:id="91" w:name="_Toc149826011"/>
       <w:r>
         <w:rPr>
           <w:rFonts w:hint="eastAsia"/>
@@ -17263,12 +15405,6 @@
             <w:insideH w:val="none" w:color="auto" w:sz="0" w:space="0"/>
             <w:insideV w:val="none" w:color="auto" w:sz="0" w:space="0"/>
           </w:tblBorders>
-          <w:tblCellMar>
-            <w:top w:w="0" w:type="dxa"/>
-            <w:left w:w="113" w:type="dxa"/>
-            <w:bottom w:w="0" w:type="dxa"/>
-            <w:right w:w="113" w:type="dxa"/>
-          </w:tblCellMar>
         </w:tblPrEx>
         <w:trPr>
           <w:trHeight w:val="1984" w:hRule="atLeast"/>
@@ -19955,8 +18091,8 @@
         </w:numPr>
         <w:jc w:val="left"/>
       </w:pPr>
-      <w:bookmarkStart w:id="92" w:name="_Toc9346"/>
-      <w:bookmarkStart w:id="93" w:name="_Toc6431"/>
+      <w:bookmarkStart w:id="92" w:name="_Toc6431"/>
+      <w:bookmarkStart w:id="93" w:name="_Toc9346"/>
       <w:r>
         <w:t>基因检测结果解析</w:t>
       </w:r>
@@ -19982,21 +18118,21 @@
           <w:lang w:eastAsia="zh-CN"/>
         </w:rPr>
       </w:pPr>
-      <w:bookmarkStart w:id="94" w:name="_Toc26799"/>
-      <w:bookmarkStart w:id="95" w:name="_Toc16347"/>
-      <w:bookmarkStart w:id="96" w:name="_Toc21764_WPSOffice_Level2"/>
-      <w:bookmarkStart w:id="97" w:name="_Toc14132"/>
-      <w:bookmarkStart w:id="98" w:name="_Toc26649"/>
-      <w:bookmarkStart w:id="99" w:name="_Toc1707_WPSOffice_Level2"/>
+      <w:bookmarkStart w:id="94" w:name="_Toc14132"/>
+      <w:bookmarkStart w:id="95" w:name="_Toc26799"/>
+      <w:bookmarkStart w:id="96" w:name="_Toc1707_WPSOffice_Level2"/>
+      <w:bookmarkStart w:id="97" w:name="_Toc26649"/>
+      <w:bookmarkStart w:id="98" w:name="_Toc16347"/>
+      <w:bookmarkStart w:id="99" w:name="_Toc21764_WPSOffice_Level2"/>
       <w:bookmarkStart w:id="100" w:name="_Toc28240"/>
-      <w:bookmarkStart w:id="101" w:name="_Toc12505"/>
-      <w:bookmarkStart w:id="102" w:name="_Toc27302"/>
+      <w:bookmarkStart w:id="101" w:name="_Toc27302"/>
+      <w:bookmarkStart w:id="102" w:name="_Toc21764_WPSOffice_Level1"/>
       <w:bookmarkStart w:id="103" w:name="_Toc2409"/>
       <w:bookmarkStart w:id="104" w:name="_Toc16594"/>
       <w:bookmarkStart w:id="105" w:name="_Toc13196_WPSOffice_Level1"/>
-      <w:bookmarkStart w:id="106" w:name="_Toc27958"/>
-      <w:bookmarkStart w:id="107" w:name="_Toc21764_WPSOffice_Level1"/>
-      <w:bookmarkStart w:id="108" w:name="_Toc1707_WPSOffice_Level1"/>
+      <w:bookmarkStart w:id="106" w:name="_Toc12505"/>
+      <w:bookmarkStart w:id="107" w:name="_Toc1707_WPSOffice_Level1"/>
+      <w:bookmarkStart w:id="108" w:name="_Toc27958"/>
       <w:r>
         <w:rPr>
           <w:rFonts w:hint="eastAsia" w:ascii="Times New Roman" w:hAnsi="Times New Roman" w:eastAsia="微软雅黑" w:cs="Times New Roman"/>
@@ -20022,11 +18158,11 @@
         </w:rPr>
       </w:pPr>
       <w:bookmarkStart w:id="109" w:name="_Toc4125"/>
-      <w:bookmarkStart w:id="110" w:name="_Toc6329"/>
-      <w:bookmarkStart w:id="111" w:name="_Toc32302"/>
-      <w:bookmarkStart w:id="112" w:name="_Toc8516"/>
+      <w:bookmarkStart w:id="110" w:name="_Toc32302"/>
+      <w:bookmarkStart w:id="111" w:name="_Toc6329"/>
+      <w:bookmarkStart w:id="112" w:name="_Toc149832737"/>
       <w:bookmarkStart w:id="113" w:name="_Toc149826013"/>
-      <w:bookmarkStart w:id="114" w:name="_Toc149832737"/>
+      <w:bookmarkStart w:id="114" w:name="_Toc8516"/>
       <w:r>
         <w:rPr>
           <w:rFonts w:hint="eastAsia"/>
@@ -22926,12 +21062,6 @@
             <w:insideH w:val="dotted" w:color="45A3A7" w:sz="4" w:space="0"/>
             <w:insideV w:val="dotted" w:color="45A3A7" w:sz="4" w:space="0"/>
           </w:tblBorders>
-          <w:tblCellMar>
-            <w:top w:w="0" w:type="dxa"/>
-            <w:left w:w="108" w:type="dxa"/>
-            <w:bottom w:w="0" w:type="dxa"/>
-            <w:right w:w="108" w:type="dxa"/>
-          </w:tblCellMar>
         </w:tblPrEx>
         <w:trPr>
           <w:trHeight w:val="417" w:hRule="atLeast"/>
@@ -28998,12 +27128,12 @@
           <w:lang w:eastAsia="zh-CN"/>
         </w:rPr>
       </w:pPr>
-      <w:bookmarkStart w:id="115" w:name="_Toc149832738"/>
-      <w:bookmarkStart w:id="116" w:name="_Toc31324"/>
-      <w:bookmarkStart w:id="117" w:name="_Toc1451"/>
-      <w:bookmarkStart w:id="118" w:name="_Toc21673"/>
-      <w:bookmarkStart w:id="119" w:name="_Toc9375"/>
-      <w:bookmarkStart w:id="120" w:name="_Toc27506"/>
+      <w:bookmarkStart w:id="115" w:name="_Toc31324"/>
+      <w:bookmarkStart w:id="116" w:name="_Toc21673"/>
+      <w:bookmarkStart w:id="117" w:name="_Toc27506"/>
+      <w:bookmarkStart w:id="118" w:name="_Toc149832738"/>
+      <w:bookmarkStart w:id="119" w:name="_Toc1451"/>
+      <w:bookmarkStart w:id="120" w:name="_Toc9375"/>
       <w:bookmarkStart w:id="121" w:name="_Toc26395"/>
       <w:r>
         <w:rPr>
@@ -30090,8 +28220,8 @@
           <w:color w:val="auto"/>
         </w:rPr>
       </w:pPr>
-      <w:bookmarkStart w:id="123" w:name="_Toc32257"/>
-      <w:bookmarkStart w:id="124" w:name="_Toc17241"/>
+      <w:bookmarkStart w:id="123" w:name="_Toc17241"/>
+      <w:bookmarkStart w:id="124" w:name="_Toc32257"/>
       <w:r>
         <w:rPr>
           <w:color w:val="auto"/>
@@ -32199,14 +30329,14 @@
           <w:color w:val="auto"/>
         </w:rPr>
       </w:pPr>
-      <w:bookmarkStart w:id="127" w:name="_Toc25133"/>
-      <w:bookmarkStart w:id="128" w:name="_Toc29696"/>
-      <w:bookmarkStart w:id="129" w:name="_Toc14255_WPSOffice_Level1"/>
-      <w:bookmarkStart w:id="130" w:name="_Toc24085_WPSOffice_Level1"/>
-      <w:bookmarkStart w:id="131" w:name="_Toc3674"/>
-      <w:bookmarkStart w:id="132" w:name="_Toc9066"/>
-      <w:bookmarkStart w:id="133" w:name="_Toc15840_WPSOffice_Level1"/>
-      <w:bookmarkStart w:id="134" w:name="_Toc10537"/>
+      <w:bookmarkStart w:id="127" w:name="_Toc14255_WPSOffice_Level1"/>
+      <w:bookmarkStart w:id="128" w:name="_Toc24085_WPSOffice_Level1"/>
+      <w:bookmarkStart w:id="129" w:name="_Toc29696"/>
+      <w:bookmarkStart w:id="130" w:name="_Toc3674"/>
+      <w:bookmarkStart w:id="131" w:name="_Toc15840_WPSOffice_Level1"/>
+      <w:bookmarkStart w:id="132" w:name="_Toc25133"/>
+      <w:bookmarkStart w:id="133" w:name="_Toc10537"/>
+      <w:bookmarkStart w:id="134" w:name="_Toc9066"/>
       <w:r>
         <w:rPr>
           <w:rFonts w:hint="eastAsia"/>
@@ -34946,19 +33076,19 @@
           <w:lang w:eastAsia="zh-CN"/>
         </w:rPr>
       </w:pPr>
-      <w:bookmarkStart w:id="135" w:name="_Toc1671"/>
-      <w:bookmarkStart w:id="136" w:name="_Toc11406"/>
-      <w:bookmarkStart w:id="137" w:name="_Toc30346"/>
-      <w:bookmarkStart w:id="138" w:name="_Toc1511"/>
-      <w:bookmarkStart w:id="139" w:name="_Toc22484_WPSOffice_Level1"/>
-      <w:bookmarkStart w:id="140" w:name="_Toc6864"/>
-      <w:bookmarkStart w:id="141" w:name="_Toc28910_WPSOffice_Level1"/>
-      <w:bookmarkStart w:id="142" w:name="_Toc24081"/>
-      <w:bookmarkStart w:id="143" w:name="_Toc16368_WPSOffice_Level1"/>
-      <w:bookmarkStart w:id="144" w:name="_Toc19099"/>
-      <w:bookmarkStart w:id="145" w:name="_Toc8182"/>
-      <w:bookmarkStart w:id="146" w:name="_Toc7549"/>
-      <w:bookmarkStart w:id="147" w:name="_Toc29730"/>
+      <w:bookmarkStart w:id="135" w:name="_Toc1511"/>
+      <w:bookmarkStart w:id="136" w:name="_Toc1671"/>
+      <w:bookmarkStart w:id="137" w:name="_Toc11406"/>
+      <w:bookmarkStart w:id="138" w:name="_Toc30346"/>
+      <w:bookmarkStart w:id="139" w:name="_Toc19099"/>
+      <w:bookmarkStart w:id="140" w:name="_Toc8182"/>
+      <w:bookmarkStart w:id="141" w:name="_Toc16368_WPSOffice_Level1"/>
+      <w:bookmarkStart w:id="142" w:name="_Toc29730"/>
+      <w:bookmarkStart w:id="143" w:name="_Toc7549"/>
+      <w:bookmarkStart w:id="144" w:name="_Toc22484_WPSOffice_Level1"/>
+      <w:bookmarkStart w:id="145" w:name="_Toc28910_WPSOffice_Level1"/>
+      <w:bookmarkStart w:id="146" w:name="_Toc24081"/>
+      <w:bookmarkStart w:id="147" w:name="_Toc6864"/>
       <w:r>
         <w:rPr>
           <w:rFonts w:hint="eastAsia" w:ascii="Times New Roman" w:hAnsi="Times New Roman" w:eastAsia="微软雅黑" w:cs="Times New Roman"/>
@@ -35356,12 +33486,12 @@
           <w:lang w:eastAsia="zh-CN"/>
         </w:rPr>
       </w:pPr>
-      <w:bookmarkStart w:id="148" w:name="_Toc28810_WPSOffice_Level1"/>
-      <w:bookmarkStart w:id="149" w:name="_Toc11193_WPSOffice_Level1"/>
-      <w:bookmarkStart w:id="150" w:name="_Toc1779"/>
-      <w:bookmarkStart w:id="151" w:name="_Toc11896_WPSOffice_Level1"/>
-      <w:bookmarkStart w:id="152" w:name="_Toc11812"/>
-      <w:bookmarkStart w:id="153" w:name="_Toc20303"/>
+      <w:bookmarkStart w:id="148" w:name="_Toc11812"/>
+      <w:bookmarkStart w:id="149" w:name="_Toc1779"/>
+      <w:bookmarkStart w:id="150" w:name="_Toc20303"/>
+      <w:bookmarkStart w:id="151" w:name="_Toc28810_WPSOffice_Level1"/>
+      <w:bookmarkStart w:id="152" w:name="_Toc11193_WPSOffice_Level1"/>
+      <w:bookmarkStart w:id="153" w:name="_Toc11896_WPSOffice_Level1"/>
       <w:r>
         <w:rPr>
           <w:rFonts w:hint="eastAsia" w:ascii="Times New Roman" w:hAnsi="Times New Roman" w:eastAsia="微软雅黑" w:cs="Times New Roman"/>
@@ -38252,7 +36382,6 @@
             <w:insideH w:val="single" w:color="A4A4A4" w:sz="4" w:space="0"/>
             <w:insideV w:val="single" w:color="A4A4A4" w:sz="4" w:space="0"/>
           </w:tblBorders>
-          <w:shd w:val="clear" w:color="auto" w:fill="auto"/>
           <w:tblCellMar>
             <w:top w:w="0" w:type="dxa"/>
             <w:left w:w="108" w:type="dxa"/>
@@ -38652,6 +36781,419 @@
                 <w:lang w:val="en-US" w:eastAsia="zh-CN" w:bidi="ar"/>
               </w:rPr>
               <w:t>RAD54L</w:t>
+            </w:r>
+          </w:p>
+        </w:tc>
+      </w:tr>
+      <w:tr>
+        <w:tblPrEx>
+          <w:tblBorders>
+            <w:top w:val="single" w:color="62BC41" w:sz="18" w:space="0"/>
+            <w:left w:val="none" w:color="auto" w:sz="0" w:space="0"/>
+            <w:bottom w:val="single" w:color="62BC41" w:sz="18" w:space="0"/>
+            <w:right w:val="none" w:color="auto" w:sz="0" w:space="0"/>
+            <w:insideH w:val="single" w:color="A4A4A4" w:sz="4" w:space="0"/>
+            <w:insideV w:val="single" w:color="A4A4A4" w:sz="4" w:space="0"/>
+          </w:tblBorders>
+          <w:tblCellMar>
+            <w:top w:w="0" w:type="dxa"/>
+            <w:left w:w="108" w:type="dxa"/>
+            <w:bottom w:w="0" w:type="dxa"/>
+            <w:right w:w="108" w:type="dxa"/>
+          </w:tblCellMar>
+        </w:tblPrEx>
+        <w:trPr>
+          <w:trHeight w:val="278" w:hRule="atLeast"/>
+        </w:trPr>
+        <w:tc>
+          <w:tcPr>
+            <w:tcW w:w="1260" w:type="dxa"/>
+            <w:tcBorders>
+              <w:tl2br w:val="nil"/>
+              <w:tr2bl w:val="nil"/>
+            </w:tcBorders>
+            <w:shd w:val="clear" w:color="auto" w:fill="auto"/>
+            <w:noWrap/>
+            <w:vAlign w:val="center"/>
+          </w:tcPr>
+          <w:p>
+            <w:pPr>
+              <w:keepNext w:val="0"/>
+              <w:keepLines w:val="0"/>
+              <w:widowControl/>
+              <w:suppressLineNumbers w:val="0"/>
+              <w:jc w:val="center"/>
+              <w:textAlignment w:val="center"/>
+              <w:rPr>
+                <w:rStyle w:val="45"/>
+                <w:rFonts w:hint="default" w:ascii="Times New Roman" w:hAnsi="Times New Roman" w:eastAsia="宋体" w:cs="Times New Roman"/>
+                <w:b w:val="0"/>
+                <w:bCs w:val="0"/>
+                <w:i/>
+                <w:iCs/>
+                <w:color w:val="auto"/>
+                <w:sz w:val="18"/>
+                <w:szCs w:val="18"/>
+                <w:lang w:val="en-US" w:eastAsia="zh-CN" w:bidi="ar"/>
+              </w:rPr>
+            </w:pPr>
+            <w:r>
+              <w:rPr>
+                <w:rStyle w:val="45"/>
+                <w:rFonts w:hint="default" w:ascii="Times New Roman" w:hAnsi="Times New Roman" w:eastAsia="宋体" w:cs="Times New Roman"/>
+                <w:b w:val="0"/>
+                <w:bCs w:val="0"/>
+                <w:i/>
+                <w:iCs/>
+                <w:color w:val="auto"/>
+                <w:sz w:val="18"/>
+                <w:szCs w:val="18"/>
+                <w:lang w:val="en-US" w:eastAsia="zh-CN" w:bidi="ar"/>
+              </w:rPr>
+              <w:t>RET</w:t>
+            </w:r>
+          </w:p>
+        </w:tc>
+        <w:tc>
+          <w:tcPr>
+            <w:tcW w:w="1260" w:type="dxa"/>
+            <w:tcBorders>
+              <w:tl2br w:val="nil"/>
+              <w:tr2bl w:val="nil"/>
+            </w:tcBorders>
+            <w:shd w:val="clear" w:color="auto" w:fill="auto"/>
+            <w:noWrap/>
+            <w:vAlign w:val="center"/>
+          </w:tcPr>
+          <w:p>
+            <w:pPr>
+              <w:keepNext w:val="0"/>
+              <w:keepLines w:val="0"/>
+              <w:widowControl/>
+              <w:suppressLineNumbers w:val="0"/>
+              <w:jc w:val="center"/>
+              <w:textAlignment w:val="center"/>
+              <w:rPr>
+                <w:rStyle w:val="45"/>
+                <w:rFonts w:hint="default" w:ascii="Times New Roman" w:hAnsi="Times New Roman" w:eastAsia="宋体" w:cs="Times New Roman"/>
+                <w:b w:val="0"/>
+                <w:bCs w:val="0"/>
+                <w:i/>
+                <w:iCs/>
+                <w:color w:val="auto"/>
+                <w:sz w:val="18"/>
+                <w:szCs w:val="18"/>
+                <w:lang w:val="en-US" w:eastAsia="zh-CN" w:bidi="ar"/>
+              </w:rPr>
+            </w:pPr>
+            <w:r>
+              <w:rPr>
+                <w:rStyle w:val="45"/>
+                <w:rFonts w:hint="default" w:ascii="Times New Roman" w:hAnsi="Times New Roman" w:eastAsia="宋体" w:cs="Times New Roman"/>
+                <w:b w:val="0"/>
+                <w:bCs w:val="0"/>
+                <w:i/>
+                <w:iCs/>
+                <w:color w:val="auto"/>
+                <w:sz w:val="18"/>
+                <w:szCs w:val="18"/>
+                <w:lang w:val="en-US" w:eastAsia="zh-CN" w:bidi="ar"/>
+              </w:rPr>
+              <w:t>ROS1</w:t>
+            </w:r>
+          </w:p>
+        </w:tc>
+        <w:tc>
+          <w:tcPr>
+            <w:tcW w:w="1260" w:type="dxa"/>
+            <w:tcBorders>
+              <w:tl2br w:val="nil"/>
+              <w:tr2bl w:val="nil"/>
+            </w:tcBorders>
+            <w:shd w:val="clear" w:color="auto" w:fill="auto"/>
+            <w:noWrap/>
+            <w:vAlign w:val="center"/>
+          </w:tcPr>
+          <w:p>
+            <w:pPr>
+              <w:keepNext w:val="0"/>
+              <w:keepLines w:val="0"/>
+              <w:widowControl/>
+              <w:suppressLineNumbers w:val="0"/>
+              <w:jc w:val="center"/>
+              <w:textAlignment w:val="center"/>
+              <w:rPr>
+                <w:rStyle w:val="45"/>
+                <w:rFonts w:hint="default" w:ascii="Times New Roman" w:hAnsi="Times New Roman" w:eastAsia="宋体" w:cs="Times New Roman"/>
+                <w:b w:val="0"/>
+                <w:bCs w:val="0"/>
+                <w:i/>
+                <w:iCs/>
+                <w:color w:val="auto"/>
+                <w:sz w:val="18"/>
+                <w:szCs w:val="18"/>
+                <w:lang w:val="en-US" w:eastAsia="zh-CN" w:bidi="ar"/>
+              </w:rPr>
+            </w:pPr>
+            <w:r>
+              <w:rPr>
+                <w:rStyle w:val="45"/>
+                <w:rFonts w:hint="default" w:ascii="Times New Roman" w:hAnsi="Times New Roman" w:eastAsia="宋体" w:cs="Times New Roman"/>
+                <w:b w:val="0"/>
+                <w:bCs w:val="0"/>
+                <w:i/>
+                <w:iCs/>
+                <w:color w:val="auto"/>
+                <w:sz w:val="18"/>
+                <w:szCs w:val="18"/>
+                <w:lang w:val="en-US" w:eastAsia="zh-CN" w:bidi="ar"/>
+              </w:rPr>
+              <w:t>SDHA</w:t>
+            </w:r>
+          </w:p>
+        </w:tc>
+        <w:tc>
+          <w:tcPr>
+            <w:tcW w:w="1260" w:type="dxa"/>
+            <w:tcBorders>
+              <w:tl2br w:val="nil"/>
+              <w:tr2bl w:val="nil"/>
+            </w:tcBorders>
+            <w:shd w:val="clear" w:color="auto" w:fill="auto"/>
+            <w:noWrap/>
+            <w:vAlign w:val="center"/>
+          </w:tcPr>
+          <w:p>
+            <w:pPr>
+              <w:keepNext w:val="0"/>
+              <w:keepLines w:val="0"/>
+              <w:widowControl/>
+              <w:suppressLineNumbers w:val="0"/>
+              <w:jc w:val="center"/>
+              <w:textAlignment w:val="center"/>
+              <w:rPr>
+                <w:rStyle w:val="45"/>
+                <w:rFonts w:hint="default" w:ascii="Times New Roman" w:hAnsi="Times New Roman" w:eastAsia="宋体" w:cs="Times New Roman"/>
+                <w:b w:val="0"/>
+                <w:bCs w:val="0"/>
+                <w:i/>
+                <w:iCs/>
+                <w:color w:val="auto"/>
+                <w:sz w:val="18"/>
+                <w:szCs w:val="18"/>
+                <w:lang w:val="en-US" w:eastAsia="zh-CN" w:bidi="ar"/>
+              </w:rPr>
+            </w:pPr>
+            <w:r>
+              <w:rPr>
+                <w:rStyle w:val="45"/>
+                <w:rFonts w:hint="default" w:ascii="Times New Roman" w:hAnsi="Times New Roman" w:eastAsia="宋体" w:cs="Times New Roman"/>
+                <w:b w:val="0"/>
+                <w:bCs w:val="0"/>
+                <w:i/>
+                <w:iCs/>
+                <w:color w:val="auto"/>
+                <w:sz w:val="18"/>
+                <w:szCs w:val="18"/>
+                <w:lang w:val="en-US" w:eastAsia="zh-CN" w:bidi="ar"/>
+              </w:rPr>
+              <w:t>SDHB</w:t>
+            </w:r>
+          </w:p>
+        </w:tc>
+        <w:tc>
+          <w:tcPr>
+            <w:tcW w:w="1260" w:type="dxa"/>
+            <w:tcBorders>
+              <w:tl2br w:val="nil"/>
+              <w:tr2bl w:val="nil"/>
+            </w:tcBorders>
+            <w:shd w:val="clear" w:color="auto" w:fill="auto"/>
+            <w:noWrap/>
+            <w:vAlign w:val="center"/>
+          </w:tcPr>
+          <w:p>
+            <w:pPr>
+              <w:keepNext w:val="0"/>
+              <w:keepLines w:val="0"/>
+              <w:widowControl/>
+              <w:suppressLineNumbers w:val="0"/>
+              <w:jc w:val="center"/>
+              <w:textAlignment w:val="center"/>
+              <w:rPr>
+                <w:rStyle w:val="45"/>
+                <w:rFonts w:hint="default" w:ascii="Times New Roman" w:hAnsi="Times New Roman" w:eastAsia="宋体" w:cs="Times New Roman"/>
+                <w:b w:val="0"/>
+                <w:bCs w:val="0"/>
+                <w:i/>
+                <w:iCs/>
+                <w:color w:val="auto"/>
+                <w:sz w:val="18"/>
+                <w:szCs w:val="18"/>
+                <w:lang w:val="en-US" w:eastAsia="zh-CN" w:bidi="ar"/>
+              </w:rPr>
+            </w:pPr>
+            <w:r>
+              <w:rPr>
+                <w:rStyle w:val="45"/>
+                <w:rFonts w:hint="default" w:ascii="Times New Roman" w:hAnsi="Times New Roman" w:eastAsia="宋体" w:cs="Times New Roman"/>
+                <w:b w:val="0"/>
+                <w:bCs w:val="0"/>
+                <w:i/>
+                <w:iCs/>
+                <w:color w:val="auto"/>
+                <w:sz w:val="18"/>
+                <w:szCs w:val="18"/>
+                <w:lang w:val="en-US" w:eastAsia="zh-CN" w:bidi="ar"/>
+              </w:rPr>
+              <w:t>SDHC</w:t>
+            </w:r>
+          </w:p>
+        </w:tc>
+        <w:tc>
+          <w:tcPr>
+            <w:tcW w:w="1260" w:type="dxa"/>
+            <w:tcBorders>
+              <w:tl2br w:val="nil"/>
+              <w:tr2bl w:val="nil"/>
+            </w:tcBorders>
+            <w:shd w:val="clear" w:color="auto" w:fill="auto"/>
+            <w:noWrap/>
+            <w:vAlign w:val="center"/>
+          </w:tcPr>
+          <w:p>
+            <w:pPr>
+              <w:keepNext w:val="0"/>
+              <w:keepLines w:val="0"/>
+              <w:widowControl/>
+              <w:suppressLineNumbers w:val="0"/>
+              <w:jc w:val="center"/>
+              <w:textAlignment w:val="center"/>
+              <w:rPr>
+                <w:rStyle w:val="45"/>
+                <w:rFonts w:hint="default" w:ascii="Times New Roman" w:hAnsi="Times New Roman" w:eastAsia="宋体" w:cs="Times New Roman"/>
+                <w:b w:val="0"/>
+                <w:bCs w:val="0"/>
+                <w:i/>
+                <w:iCs/>
+                <w:color w:val="auto"/>
+                <w:sz w:val="18"/>
+                <w:szCs w:val="18"/>
+                <w:lang w:val="en-US" w:eastAsia="zh-CN" w:bidi="ar"/>
+              </w:rPr>
+            </w:pPr>
+            <w:r>
+              <w:rPr>
+                <w:rStyle w:val="45"/>
+                <w:rFonts w:hint="default" w:ascii="Times New Roman" w:hAnsi="Times New Roman" w:eastAsia="宋体" w:cs="Times New Roman"/>
+                <w:b w:val="0"/>
+                <w:bCs w:val="0"/>
+                <w:i/>
+                <w:iCs/>
+                <w:color w:val="auto"/>
+                <w:sz w:val="18"/>
+                <w:szCs w:val="18"/>
+                <w:lang w:val="en-US" w:eastAsia="zh-CN" w:bidi="ar"/>
+              </w:rPr>
+              <w:t>SDHD</w:t>
+            </w:r>
+          </w:p>
+        </w:tc>
+        <w:tc>
+          <w:tcPr>
+            <w:tcW w:w="1260" w:type="dxa"/>
+            <w:tcBorders>
+              <w:tl2br w:val="nil"/>
+              <w:tr2bl w:val="nil"/>
+            </w:tcBorders>
+            <w:shd w:val="clear" w:color="auto" w:fill="auto"/>
+            <w:noWrap/>
+            <w:vAlign w:val="center"/>
+          </w:tcPr>
+          <w:p>
+            <w:pPr>
+              <w:keepNext w:val="0"/>
+              <w:keepLines w:val="0"/>
+              <w:widowControl/>
+              <w:suppressLineNumbers w:val="0"/>
+              <w:jc w:val="center"/>
+              <w:textAlignment w:val="center"/>
+              <w:rPr>
+                <w:rStyle w:val="45"/>
+                <w:rFonts w:hint="default" w:ascii="Times New Roman" w:hAnsi="Times New Roman" w:eastAsia="宋体" w:cs="Times New Roman"/>
+                <w:b w:val="0"/>
+                <w:bCs w:val="0"/>
+                <w:i/>
+                <w:iCs/>
+                <w:color w:val="auto"/>
+                <w:sz w:val="18"/>
+                <w:szCs w:val="18"/>
+                <w:lang w:val="en-US" w:eastAsia="zh-CN" w:bidi="ar"/>
+              </w:rPr>
+            </w:pPr>
+            <w:r>
+              <w:rPr>
+                <w:rStyle w:val="45"/>
+                <w:rFonts w:hint="default" w:ascii="Times New Roman" w:hAnsi="Times New Roman" w:eastAsia="宋体" w:cs="Times New Roman"/>
+                <w:b w:val="0"/>
+                <w:bCs w:val="0"/>
+                <w:i/>
+                <w:iCs/>
+                <w:color w:val="auto"/>
+                <w:sz w:val="18"/>
+                <w:szCs w:val="18"/>
+                <w:lang w:val="en-US" w:eastAsia="zh-CN" w:bidi="ar"/>
+              </w:rPr>
+              <w:t>STK11</w:t>
+            </w:r>
+          </w:p>
+        </w:tc>
+        <w:tc>
+          <w:tcPr>
+            <w:tcW w:w="1266" w:type="dxa"/>
+            <w:tcBorders>
+              <w:tl2br w:val="nil"/>
+              <w:tr2bl w:val="nil"/>
+            </w:tcBorders>
+            <w:shd w:val="clear" w:color="auto" w:fill="auto"/>
+            <w:noWrap/>
+            <w:vAlign w:val="center"/>
+          </w:tcPr>
+          <w:p>
+            <w:pPr>
+              <w:keepNext w:val="0"/>
+              <w:keepLines w:val="0"/>
+              <w:widowControl/>
+              <w:suppressLineNumbers w:val="0"/>
+              <w:jc w:val="center"/>
+              <w:textAlignment w:val="center"/>
+              <w:rPr>
+                <w:rStyle w:val="45"/>
+                <w:rFonts w:hint="default" w:ascii="Times New Roman" w:hAnsi="Times New Roman" w:eastAsia="宋体" w:cs="Times New Roman"/>
+                <w:b w:val="0"/>
+                <w:bCs w:val="0"/>
+                <w:i/>
+                <w:iCs/>
+                <w:color w:val="auto"/>
+                <w:sz w:val="18"/>
+                <w:szCs w:val="18"/>
+                <w:lang w:val="en-US" w:eastAsia="zh-CN" w:bidi="ar"/>
+              </w:rPr>
+            </w:pPr>
+            <w:r>
+              <w:rPr>
+                <w:rStyle w:val="45"/>
+                <w:rFonts w:hint="default" w:ascii="Times New Roman" w:hAnsi="Times New Roman" w:eastAsia="宋体" w:cs="Times New Roman"/>
+                <w:b w:val="0"/>
+                <w:bCs w:val="0"/>
+                <w:i/>
+                <w:iCs/>
+                <w:color w:val="auto"/>
+                <w:sz w:val="18"/>
+                <w:szCs w:val="18"/>
+                <w:lang w:val="en-US" w:eastAsia="zh-CN" w:bidi="ar"/>
+              </w:rPr>
+              <w:t>TERT</w:t>
             </w:r>
           </w:p>
         </w:tc>
@@ -38722,7 +37264,7 @@
                 <w:szCs w:val="18"/>
                 <w:lang w:val="en-US" w:eastAsia="zh-CN" w:bidi="ar"/>
               </w:rPr>
-              <w:t>RET</w:t>
+              <w:t>TP53</w:t>
             </w:r>
           </w:p>
         </w:tc>
@@ -38771,7 +37313,7 @@
                 <w:szCs w:val="18"/>
                 <w:lang w:val="en-US" w:eastAsia="zh-CN" w:bidi="ar"/>
               </w:rPr>
-              <w:t>ROS1</w:t>
+              <w:t>VHL</w:t>
             </w:r>
           </w:p>
         </w:tc>
@@ -38807,7 +37349,27 @@
                 <w:lang w:val="en-US" w:eastAsia="zh-CN" w:bidi="ar"/>
               </w:rPr>
             </w:pPr>
-            <w:r>
+          </w:p>
+        </w:tc>
+        <w:tc>
+          <w:tcPr>
+            <w:tcW w:w="1260" w:type="dxa"/>
+            <w:tcBorders>
+              <w:tl2br w:val="nil"/>
+              <w:tr2bl w:val="nil"/>
+            </w:tcBorders>
+            <w:shd w:val="clear" w:color="auto" w:fill="auto"/>
+            <w:noWrap/>
+            <w:vAlign w:val="center"/>
+          </w:tcPr>
+          <w:p>
+            <w:pPr>
+              <w:keepNext w:val="0"/>
+              <w:keepLines w:val="0"/>
+              <w:widowControl/>
+              <w:suppressLineNumbers w:val="0"/>
+              <w:jc w:val="center"/>
+              <w:textAlignment w:val="center"/>
               <w:rPr>
                 <w:rStyle w:val="45"/>
                 <w:rFonts w:hint="default" w:ascii="Times New Roman" w:hAnsi="Times New Roman" w:eastAsia="宋体" w:cs="Times New Roman"/>
@@ -38820,8 +37382,7 @@
                 <w:szCs w:val="18"/>
                 <w:lang w:val="en-US" w:eastAsia="zh-CN" w:bidi="ar"/>
               </w:rPr>
-              <w:t>SDHA</w:t>
-            </w:r>
+            </w:pPr>
           </w:p>
         </w:tc>
         <w:tc>
@@ -38856,7 +37417,27 @@
                 <w:lang w:val="en-US" w:eastAsia="zh-CN" w:bidi="ar"/>
               </w:rPr>
             </w:pPr>
-            <w:r>
+          </w:p>
+        </w:tc>
+        <w:tc>
+          <w:tcPr>
+            <w:tcW w:w="1260" w:type="dxa"/>
+            <w:tcBorders>
+              <w:tl2br w:val="nil"/>
+              <w:tr2bl w:val="nil"/>
+            </w:tcBorders>
+            <w:shd w:val="clear" w:color="auto" w:fill="auto"/>
+            <w:noWrap/>
+            <w:vAlign w:val="center"/>
+          </w:tcPr>
+          <w:p>
+            <w:pPr>
+              <w:keepNext w:val="0"/>
+              <w:keepLines w:val="0"/>
+              <w:widowControl/>
+              <w:suppressLineNumbers w:val="0"/>
+              <w:jc w:val="center"/>
+              <w:textAlignment w:val="center"/>
               <w:rPr>
                 <w:rStyle w:val="45"/>
                 <w:rFonts w:hint="default" w:ascii="Times New Roman" w:hAnsi="Times New Roman" w:eastAsia="宋体" w:cs="Times New Roman"/>
@@ -38869,8 +37450,7 @@
                 <w:szCs w:val="18"/>
                 <w:lang w:val="en-US" w:eastAsia="zh-CN" w:bidi="ar"/>
               </w:rPr>
-              <w:t>SDHB</w:t>
-            </w:r>
+            </w:pPr>
           </w:p>
         </w:tc>
         <w:tc>
@@ -38905,7 +37485,27 @@
                 <w:lang w:val="en-US" w:eastAsia="zh-CN" w:bidi="ar"/>
               </w:rPr>
             </w:pPr>
-            <w:r>
+          </w:p>
+        </w:tc>
+        <w:tc>
+          <w:tcPr>
+            <w:tcW w:w="1266" w:type="dxa"/>
+            <w:tcBorders>
+              <w:tl2br w:val="nil"/>
+              <w:tr2bl w:val="nil"/>
+            </w:tcBorders>
+            <w:shd w:val="clear" w:color="auto" w:fill="auto"/>
+            <w:noWrap/>
+            <w:vAlign w:val="center"/>
+          </w:tcPr>
+          <w:p>
+            <w:pPr>
+              <w:keepNext w:val="0"/>
+              <w:keepLines w:val="0"/>
+              <w:widowControl/>
+              <w:suppressLineNumbers w:val="0"/>
+              <w:jc w:val="center"/>
+              <w:textAlignment w:val="center"/>
               <w:rPr>
                 <w:rStyle w:val="45"/>
                 <w:rFonts w:hint="default" w:ascii="Times New Roman" w:hAnsi="Times New Roman" w:eastAsia="宋体" w:cs="Times New Roman"/>
@@ -38918,478 +37518,6 @@
                 <w:szCs w:val="18"/>
                 <w:lang w:val="en-US" w:eastAsia="zh-CN" w:bidi="ar"/>
               </w:rPr>
-              <w:t>SDHC</w:t>
-            </w:r>
-          </w:p>
-        </w:tc>
-        <w:tc>
-          <w:tcPr>
-            <w:tcW w:w="1260" w:type="dxa"/>
-            <w:tcBorders>
-              <w:tl2br w:val="nil"/>
-              <w:tr2bl w:val="nil"/>
-            </w:tcBorders>
-            <w:shd w:val="clear" w:color="auto" w:fill="auto"/>
-            <w:noWrap/>
-            <w:vAlign w:val="center"/>
-          </w:tcPr>
-          <w:p>
-            <w:pPr>
-              <w:keepNext w:val="0"/>
-              <w:keepLines w:val="0"/>
-              <w:widowControl/>
-              <w:suppressLineNumbers w:val="0"/>
-              <w:jc w:val="center"/>
-              <w:textAlignment w:val="center"/>
-              <w:rPr>
-                <w:rStyle w:val="45"/>
-                <w:rFonts w:hint="default" w:ascii="Times New Roman" w:hAnsi="Times New Roman" w:eastAsia="宋体" w:cs="Times New Roman"/>
-                <w:b w:val="0"/>
-                <w:bCs w:val="0"/>
-                <w:i/>
-                <w:iCs/>
-                <w:color w:val="auto"/>
-                <w:sz w:val="18"/>
-                <w:szCs w:val="18"/>
-                <w:lang w:val="en-US" w:eastAsia="zh-CN" w:bidi="ar"/>
-              </w:rPr>
-            </w:pPr>
-            <w:r>
-              <w:rPr>
-                <w:rStyle w:val="45"/>
-                <w:rFonts w:hint="default" w:ascii="Times New Roman" w:hAnsi="Times New Roman" w:eastAsia="宋体" w:cs="Times New Roman"/>
-                <w:b w:val="0"/>
-                <w:bCs w:val="0"/>
-                <w:i/>
-                <w:iCs/>
-                <w:color w:val="auto"/>
-                <w:sz w:val="18"/>
-                <w:szCs w:val="18"/>
-                <w:lang w:val="en-US" w:eastAsia="zh-CN" w:bidi="ar"/>
-              </w:rPr>
-              <w:t>SDHD</w:t>
-            </w:r>
-          </w:p>
-        </w:tc>
-        <w:tc>
-          <w:tcPr>
-            <w:tcW w:w="1260" w:type="dxa"/>
-            <w:tcBorders>
-              <w:tl2br w:val="nil"/>
-              <w:tr2bl w:val="nil"/>
-            </w:tcBorders>
-            <w:shd w:val="clear" w:color="auto" w:fill="auto"/>
-            <w:noWrap/>
-            <w:vAlign w:val="center"/>
-          </w:tcPr>
-          <w:p>
-            <w:pPr>
-              <w:keepNext w:val="0"/>
-              <w:keepLines w:val="0"/>
-              <w:widowControl/>
-              <w:suppressLineNumbers w:val="0"/>
-              <w:jc w:val="center"/>
-              <w:textAlignment w:val="center"/>
-              <w:rPr>
-                <w:rStyle w:val="45"/>
-                <w:rFonts w:hint="default" w:ascii="Times New Roman" w:hAnsi="Times New Roman" w:eastAsia="宋体" w:cs="Times New Roman"/>
-                <w:b w:val="0"/>
-                <w:bCs w:val="0"/>
-                <w:i/>
-                <w:iCs/>
-                <w:color w:val="auto"/>
-                <w:sz w:val="18"/>
-                <w:szCs w:val="18"/>
-                <w:lang w:val="en-US" w:eastAsia="zh-CN" w:bidi="ar"/>
-              </w:rPr>
-            </w:pPr>
-            <w:r>
-              <w:rPr>
-                <w:rStyle w:val="45"/>
-                <w:rFonts w:hint="default" w:ascii="Times New Roman" w:hAnsi="Times New Roman" w:eastAsia="宋体" w:cs="Times New Roman"/>
-                <w:b w:val="0"/>
-                <w:bCs w:val="0"/>
-                <w:i/>
-                <w:iCs/>
-                <w:color w:val="auto"/>
-                <w:sz w:val="18"/>
-                <w:szCs w:val="18"/>
-                <w:lang w:val="en-US" w:eastAsia="zh-CN" w:bidi="ar"/>
-              </w:rPr>
-              <w:t>STK11</w:t>
-            </w:r>
-          </w:p>
-        </w:tc>
-        <w:tc>
-          <w:tcPr>
-            <w:tcW w:w="1266" w:type="dxa"/>
-            <w:tcBorders>
-              <w:tl2br w:val="nil"/>
-              <w:tr2bl w:val="nil"/>
-            </w:tcBorders>
-            <w:shd w:val="clear" w:color="auto" w:fill="auto"/>
-            <w:noWrap/>
-            <w:vAlign w:val="center"/>
-          </w:tcPr>
-          <w:p>
-            <w:pPr>
-              <w:keepNext w:val="0"/>
-              <w:keepLines w:val="0"/>
-              <w:widowControl/>
-              <w:suppressLineNumbers w:val="0"/>
-              <w:jc w:val="center"/>
-              <w:textAlignment w:val="center"/>
-              <w:rPr>
-                <w:rStyle w:val="45"/>
-                <w:rFonts w:hint="default" w:ascii="Times New Roman" w:hAnsi="Times New Roman" w:eastAsia="宋体" w:cs="Times New Roman"/>
-                <w:b w:val="0"/>
-                <w:bCs w:val="0"/>
-                <w:i/>
-                <w:iCs/>
-                <w:color w:val="auto"/>
-                <w:sz w:val="18"/>
-                <w:szCs w:val="18"/>
-                <w:lang w:val="en-US" w:eastAsia="zh-CN" w:bidi="ar"/>
-              </w:rPr>
-            </w:pPr>
-            <w:r>
-              <w:rPr>
-                <w:rStyle w:val="45"/>
-                <w:rFonts w:hint="default" w:ascii="Times New Roman" w:hAnsi="Times New Roman" w:eastAsia="宋体" w:cs="Times New Roman"/>
-                <w:b w:val="0"/>
-                <w:bCs w:val="0"/>
-                <w:i/>
-                <w:iCs/>
-                <w:color w:val="auto"/>
-                <w:sz w:val="18"/>
-                <w:szCs w:val="18"/>
-                <w:lang w:val="en-US" w:eastAsia="zh-CN" w:bidi="ar"/>
-              </w:rPr>
-              <w:t>TERT</w:t>
-            </w:r>
-          </w:p>
-        </w:tc>
-      </w:tr>
-      <w:tr>
-        <w:tblPrEx>
-          <w:tblBorders>
-            <w:top w:val="single" w:color="62BC41" w:sz="18" w:space="0"/>
-            <w:left w:val="none" w:color="auto" w:sz="0" w:space="0"/>
-            <w:bottom w:val="single" w:color="62BC41" w:sz="18" w:space="0"/>
-            <w:right w:val="none" w:color="auto" w:sz="0" w:space="0"/>
-            <w:insideH w:val="single" w:color="A4A4A4" w:sz="4" w:space="0"/>
-            <w:insideV w:val="single" w:color="A4A4A4" w:sz="4" w:space="0"/>
-          </w:tblBorders>
-          <w:shd w:val="clear" w:color="auto" w:fill="auto"/>
-          <w:tblCellMar>
-            <w:top w:w="0" w:type="dxa"/>
-            <w:left w:w="108" w:type="dxa"/>
-            <w:bottom w:w="0" w:type="dxa"/>
-            <w:right w:w="108" w:type="dxa"/>
-          </w:tblCellMar>
-        </w:tblPrEx>
-        <w:trPr>
-          <w:trHeight w:val="278" w:hRule="atLeast"/>
-        </w:trPr>
-        <w:tc>
-          <w:tcPr>
-            <w:tcW w:w="1260" w:type="dxa"/>
-            <w:tcBorders>
-              <w:tl2br w:val="nil"/>
-              <w:tr2bl w:val="nil"/>
-            </w:tcBorders>
-            <w:shd w:val="clear" w:color="auto" w:fill="auto"/>
-            <w:noWrap/>
-            <w:vAlign w:val="center"/>
-          </w:tcPr>
-          <w:p>
-            <w:pPr>
-              <w:keepNext w:val="0"/>
-              <w:keepLines w:val="0"/>
-              <w:widowControl/>
-              <w:suppressLineNumbers w:val="0"/>
-              <w:jc w:val="center"/>
-              <w:textAlignment w:val="center"/>
-              <w:rPr>
-                <w:rStyle w:val="45"/>
-                <w:rFonts w:hint="default" w:ascii="Times New Roman" w:hAnsi="Times New Roman" w:eastAsia="宋体" w:cs="Times New Roman"/>
-                <w:b w:val="0"/>
-                <w:bCs w:val="0"/>
-                <w:i/>
-                <w:iCs/>
-                <w:color w:val="auto"/>
-                <w:sz w:val="18"/>
-                <w:szCs w:val="18"/>
-                <w:lang w:val="en-US" w:eastAsia="zh-CN" w:bidi="ar"/>
-              </w:rPr>
-            </w:pPr>
-            <w:r>
-              <w:rPr>
-                <w:rStyle w:val="45"/>
-                <w:rFonts w:hint="default" w:ascii="Times New Roman" w:hAnsi="Times New Roman" w:eastAsia="宋体" w:cs="Times New Roman"/>
-                <w:b w:val="0"/>
-                <w:bCs w:val="0"/>
-                <w:i/>
-                <w:iCs/>
-                <w:color w:val="auto"/>
-                <w:sz w:val="18"/>
-                <w:szCs w:val="18"/>
-                <w:lang w:val="en-US" w:eastAsia="zh-CN" w:bidi="ar"/>
-              </w:rPr>
-              <w:t>TP53</w:t>
-            </w:r>
-          </w:p>
-        </w:tc>
-        <w:tc>
-          <w:tcPr>
-            <w:tcW w:w="1260" w:type="dxa"/>
-            <w:tcBorders>
-              <w:tl2br w:val="nil"/>
-              <w:tr2bl w:val="nil"/>
-            </w:tcBorders>
-            <w:shd w:val="clear" w:color="auto" w:fill="auto"/>
-            <w:noWrap/>
-            <w:vAlign w:val="center"/>
-          </w:tcPr>
-          <w:p>
-            <w:pPr>
-              <w:keepNext w:val="0"/>
-              <w:keepLines w:val="0"/>
-              <w:widowControl/>
-              <w:suppressLineNumbers w:val="0"/>
-              <w:jc w:val="center"/>
-              <w:textAlignment w:val="center"/>
-              <w:rPr>
-                <w:rStyle w:val="45"/>
-                <w:rFonts w:hint="default" w:ascii="Times New Roman" w:hAnsi="Times New Roman" w:eastAsia="宋体" w:cs="Times New Roman"/>
-                <w:b w:val="0"/>
-                <w:bCs w:val="0"/>
-                <w:i/>
-                <w:iCs/>
-                <w:color w:val="auto"/>
-                <w:sz w:val="18"/>
-                <w:szCs w:val="18"/>
-                <w:lang w:val="en-US" w:eastAsia="zh-CN" w:bidi="ar"/>
-              </w:rPr>
-            </w:pPr>
-            <w:r>
-              <w:rPr>
-                <w:rStyle w:val="45"/>
-                <w:rFonts w:hint="default" w:ascii="Times New Roman" w:hAnsi="Times New Roman" w:eastAsia="宋体" w:cs="Times New Roman"/>
-                <w:b w:val="0"/>
-                <w:bCs w:val="0"/>
-                <w:i/>
-                <w:iCs/>
-                <w:color w:val="auto"/>
-                <w:sz w:val="18"/>
-                <w:szCs w:val="18"/>
-                <w:lang w:val="en-US" w:eastAsia="zh-CN" w:bidi="ar"/>
-              </w:rPr>
-              <w:t>VHL</w:t>
-            </w:r>
-          </w:p>
-        </w:tc>
-        <w:tc>
-          <w:tcPr>
-            <w:tcW w:w="1260" w:type="dxa"/>
-            <w:tcBorders>
-              <w:tl2br w:val="nil"/>
-              <w:tr2bl w:val="nil"/>
-            </w:tcBorders>
-            <w:shd w:val="clear" w:color="auto" w:fill="auto"/>
-            <w:noWrap/>
-            <w:vAlign w:val="center"/>
-          </w:tcPr>
-          <w:p>
-            <w:pPr>
-              <w:keepNext w:val="0"/>
-              <w:keepLines w:val="0"/>
-              <w:widowControl/>
-              <w:suppressLineNumbers w:val="0"/>
-              <w:jc w:val="center"/>
-              <w:textAlignment w:val="center"/>
-              <w:rPr>
-                <w:rStyle w:val="45"/>
-                <w:rFonts w:hint="default" w:ascii="Times New Roman" w:hAnsi="Times New Roman" w:eastAsia="宋体" w:cs="Times New Roman"/>
-                <w:b w:val="0"/>
-                <w:bCs w:val="0"/>
-                <w:i/>
-                <w:iCs/>
-                <w:color w:val="auto"/>
-                <w:sz w:val="18"/>
-                <w:szCs w:val="18"/>
-                <w:lang w:val="en-US" w:eastAsia="zh-CN" w:bidi="ar"/>
-              </w:rPr>
-            </w:pPr>
-          </w:p>
-        </w:tc>
-        <w:tc>
-          <w:tcPr>
-            <w:tcW w:w="1260" w:type="dxa"/>
-            <w:tcBorders>
-              <w:tl2br w:val="nil"/>
-              <w:tr2bl w:val="nil"/>
-            </w:tcBorders>
-            <w:shd w:val="clear" w:color="auto" w:fill="auto"/>
-            <w:noWrap/>
-            <w:vAlign w:val="center"/>
-          </w:tcPr>
-          <w:p>
-            <w:pPr>
-              <w:keepNext w:val="0"/>
-              <w:keepLines w:val="0"/>
-              <w:widowControl/>
-              <w:suppressLineNumbers w:val="0"/>
-              <w:jc w:val="center"/>
-              <w:textAlignment w:val="center"/>
-              <w:rPr>
-                <w:rStyle w:val="45"/>
-                <w:rFonts w:hint="default" w:ascii="Times New Roman" w:hAnsi="Times New Roman" w:eastAsia="宋体" w:cs="Times New Roman"/>
-                <w:b w:val="0"/>
-                <w:bCs w:val="0"/>
-                <w:i/>
-                <w:iCs/>
-                <w:color w:val="auto"/>
-                <w:sz w:val="18"/>
-                <w:szCs w:val="18"/>
-                <w:lang w:val="en-US" w:eastAsia="zh-CN" w:bidi="ar"/>
-              </w:rPr>
-            </w:pPr>
-          </w:p>
-        </w:tc>
-        <w:tc>
-          <w:tcPr>
-            <w:tcW w:w="1260" w:type="dxa"/>
-            <w:tcBorders>
-              <w:tl2br w:val="nil"/>
-              <w:tr2bl w:val="nil"/>
-            </w:tcBorders>
-            <w:shd w:val="clear" w:color="auto" w:fill="auto"/>
-            <w:noWrap/>
-            <w:vAlign w:val="center"/>
-          </w:tcPr>
-          <w:p>
-            <w:pPr>
-              <w:keepNext w:val="0"/>
-              <w:keepLines w:val="0"/>
-              <w:widowControl/>
-              <w:suppressLineNumbers w:val="0"/>
-              <w:jc w:val="center"/>
-              <w:textAlignment w:val="center"/>
-              <w:rPr>
-                <w:rStyle w:val="45"/>
-                <w:rFonts w:hint="default" w:ascii="Times New Roman" w:hAnsi="Times New Roman" w:eastAsia="宋体" w:cs="Times New Roman"/>
-                <w:b w:val="0"/>
-                <w:bCs w:val="0"/>
-                <w:i/>
-                <w:iCs/>
-                <w:color w:val="auto"/>
-                <w:sz w:val="18"/>
-                <w:szCs w:val="18"/>
-                <w:lang w:val="en-US" w:eastAsia="zh-CN" w:bidi="ar"/>
-              </w:rPr>
-            </w:pPr>
-          </w:p>
-        </w:tc>
-        <w:tc>
-          <w:tcPr>
-            <w:tcW w:w="1260" w:type="dxa"/>
-            <w:tcBorders>
-              <w:tl2br w:val="nil"/>
-              <w:tr2bl w:val="nil"/>
-            </w:tcBorders>
-            <w:shd w:val="clear" w:color="auto" w:fill="auto"/>
-            <w:noWrap/>
-            <w:vAlign w:val="center"/>
-          </w:tcPr>
-          <w:p>
-            <w:pPr>
-              <w:keepNext w:val="0"/>
-              <w:keepLines w:val="0"/>
-              <w:widowControl/>
-              <w:suppressLineNumbers w:val="0"/>
-              <w:jc w:val="center"/>
-              <w:textAlignment w:val="center"/>
-              <w:rPr>
-                <w:rStyle w:val="45"/>
-                <w:rFonts w:hint="default" w:ascii="Times New Roman" w:hAnsi="Times New Roman" w:eastAsia="宋体" w:cs="Times New Roman"/>
-                <w:b w:val="0"/>
-                <w:bCs w:val="0"/>
-                <w:i/>
-                <w:iCs/>
-                <w:color w:val="auto"/>
-                <w:sz w:val="18"/>
-                <w:szCs w:val="18"/>
-                <w:lang w:val="en-US" w:eastAsia="zh-CN" w:bidi="ar"/>
-              </w:rPr>
-            </w:pPr>
-          </w:p>
-        </w:tc>
-        <w:tc>
-          <w:tcPr>
-            <w:tcW w:w="1260" w:type="dxa"/>
-            <w:tcBorders>
-              <w:tl2br w:val="nil"/>
-              <w:tr2bl w:val="nil"/>
-            </w:tcBorders>
-            <w:shd w:val="clear" w:color="auto" w:fill="auto"/>
-            <w:noWrap/>
-            <w:vAlign w:val="center"/>
-          </w:tcPr>
-          <w:p>
-            <w:pPr>
-              <w:keepNext w:val="0"/>
-              <w:keepLines w:val="0"/>
-              <w:widowControl/>
-              <w:suppressLineNumbers w:val="0"/>
-              <w:jc w:val="center"/>
-              <w:textAlignment w:val="center"/>
-              <w:rPr>
-                <w:rStyle w:val="45"/>
-                <w:rFonts w:hint="default" w:ascii="Times New Roman" w:hAnsi="Times New Roman" w:eastAsia="宋体" w:cs="Times New Roman"/>
-                <w:b w:val="0"/>
-                <w:bCs w:val="0"/>
-                <w:i/>
-                <w:iCs/>
-                <w:color w:val="auto"/>
-                <w:sz w:val="18"/>
-                <w:szCs w:val="18"/>
-                <w:lang w:val="en-US" w:eastAsia="zh-CN" w:bidi="ar"/>
-              </w:rPr>
-            </w:pPr>
-          </w:p>
-        </w:tc>
-        <w:tc>
-          <w:tcPr>
-            <w:tcW w:w="1266" w:type="dxa"/>
-            <w:tcBorders>
-              <w:tl2br w:val="nil"/>
-              <w:tr2bl w:val="nil"/>
-            </w:tcBorders>
-            <w:shd w:val="clear" w:color="auto" w:fill="auto"/>
-            <w:noWrap/>
-            <w:vAlign w:val="center"/>
-          </w:tcPr>
-          <w:p>
-            <w:pPr>
-              <w:keepNext w:val="0"/>
-              <w:keepLines w:val="0"/>
-              <w:widowControl/>
-              <w:suppressLineNumbers w:val="0"/>
-              <w:jc w:val="center"/>
-              <w:textAlignment w:val="center"/>
-              <w:rPr>
-                <w:rStyle w:val="45"/>
-                <w:rFonts w:hint="default" w:ascii="Times New Roman" w:hAnsi="Times New Roman" w:eastAsia="宋体" w:cs="Times New Roman"/>
-                <w:b w:val="0"/>
-                <w:bCs w:val="0"/>
-                <w:i/>
-                <w:iCs/>
-                <w:color w:val="auto"/>
-                <w:sz w:val="18"/>
-                <w:szCs w:val="18"/>
-                <w:lang w:val="en-US" w:eastAsia="zh-CN" w:bidi="ar"/>
-              </w:rPr>
             </w:pPr>
           </w:p>
         </w:tc>
@@ -39417,11 +37545,11 @@
         </w:rPr>
       </w:pPr>
       <w:bookmarkStart w:id="159" w:name="_Toc2217"/>
-      <w:bookmarkStart w:id="160" w:name="_Toc24645"/>
-      <w:bookmarkStart w:id="161" w:name="_Toc1925"/>
-      <w:bookmarkStart w:id="162" w:name="_Toc30050"/>
-      <w:bookmarkStart w:id="163" w:name="_Toc5118"/>
-      <w:bookmarkStart w:id="164" w:name="_Toc15192"/>
+      <w:bookmarkStart w:id="160" w:name="_Toc30050"/>
+      <w:bookmarkStart w:id="161" w:name="_Toc24645"/>
+      <w:bookmarkStart w:id="162" w:name="_Toc15192"/>
+      <w:bookmarkStart w:id="163" w:name="_Toc1925"/>
+      <w:bookmarkStart w:id="164" w:name="_Toc5118"/>
       <w:r>
         <w:rPr>
           <w:rFonts w:hint="eastAsia" w:ascii="Times New Roman" w:hAnsi="Times New Roman" w:eastAsia="微软雅黑" w:cs="Times New Roman"/>
@@ -39920,6 +38048,7 @@
             <w:insideH w:val="single" w:color="A4A4A4" w:sz="4" w:space="0"/>
             <w:insideV w:val="single" w:color="A4A4A4" w:sz="4" w:space="0"/>
           </w:tblBorders>
+          <w:shd w:val="clear" w:color="auto" w:fill="auto"/>
           <w:tblCellMar>
             <w:top w:w="0" w:type="dxa"/>
             <w:left w:w="108" w:type="dxa"/>
@@ -40333,6 +38462,7 @@
             <w:insideH w:val="single" w:color="A4A4A4" w:sz="4" w:space="0"/>
             <w:insideV w:val="single" w:color="A4A4A4" w:sz="4" w:space="0"/>
           </w:tblBorders>
+          <w:shd w:val="clear" w:color="auto" w:fill="auto"/>
           <w:tblCellMar>
             <w:top w:w="0" w:type="dxa"/>
             <w:left w:w="108" w:type="dxa"/>
@@ -40740,12 +38870,12 @@
           <w:lang w:eastAsia="zh-CN"/>
         </w:rPr>
       </w:pPr>
-      <w:bookmarkStart w:id="165" w:name="_Toc3409"/>
-      <w:bookmarkStart w:id="166" w:name="_Toc23051"/>
+      <w:bookmarkStart w:id="165" w:name="_Toc15114"/>
+      <w:bookmarkStart w:id="166" w:name="_Toc3409"/>
       <w:bookmarkStart w:id="167" w:name="_Toc19065"/>
-      <w:bookmarkStart w:id="168" w:name="_Toc15114"/>
-      <w:bookmarkStart w:id="169" w:name="_Toc20924"/>
-      <w:bookmarkStart w:id="170" w:name="_Toc31185"/>
+      <w:bookmarkStart w:id="168" w:name="_Toc23051"/>
+      <w:bookmarkStart w:id="169" w:name="_Toc31185"/>
+      <w:bookmarkStart w:id="170" w:name="_Toc20924"/>
       <w:bookmarkStart w:id="171" w:name="_Toc31674"/>
       <w:bookmarkStart w:id="172" w:name="_Toc27693"/>
       <w:r>
@@ -40966,18 +39096,18 @@
           <w:color w:val="auto"/>
         </w:rPr>
       </w:pPr>
-      <w:bookmarkStart w:id="173" w:name="_Toc27809"/>
-      <w:bookmarkStart w:id="174" w:name="_Toc27487"/>
-      <w:bookmarkStart w:id="175" w:name="_Toc11901"/>
-      <w:bookmarkStart w:id="176" w:name="_Toc4503"/>
-      <w:bookmarkStart w:id="177" w:name="_Toc7252"/>
+      <w:bookmarkStart w:id="173" w:name="_Toc11901"/>
+      <w:bookmarkStart w:id="174" w:name="_Toc7252"/>
+      <w:bookmarkStart w:id="175" w:name="_Toc4503"/>
+      <w:bookmarkStart w:id="176" w:name="_Toc27809"/>
+      <w:bookmarkStart w:id="177" w:name="_Toc27487"/>
       <w:bookmarkStart w:id="178" w:name="_Toc23326"/>
-      <w:bookmarkStart w:id="179" w:name="_Toc22162_WPSOffice_Level1"/>
-      <w:bookmarkStart w:id="180" w:name="_Toc13275"/>
-      <w:bookmarkStart w:id="181" w:name="_Toc17792_WPSOffice_Level2"/>
-      <w:bookmarkStart w:id="182" w:name="_Toc14611_WPSOffice_Level1"/>
+      <w:bookmarkStart w:id="179" w:name="_Toc17792_WPSOffice_Level2"/>
+      <w:bookmarkStart w:id="180" w:name="_Toc22162_WPSOffice_Level1"/>
+      <w:bookmarkStart w:id="181" w:name="_Toc13275"/>
+      <w:bookmarkStart w:id="182" w:name="_Toc22623"/>
       <w:bookmarkStart w:id="183" w:name="_Toc19584_WPSOffice_Level1"/>
-      <w:bookmarkStart w:id="184" w:name="_Toc22623"/>
+      <w:bookmarkStart w:id="184" w:name="_Toc14611_WPSOffice_Level1"/>
       <w:r>
         <w:rPr>
           <w:color w:val="auto"/>
@@ -43936,8 +42066,6 @@
         </w:rPr>
         <w:t>埔</w:t>
       </w:r>
-      <w:bookmarkStart w:id="185" w:name="_GoBack"/>
-      <w:bookmarkEnd w:id="185"/>
       <w:r>
         <w:rPr>
           <w:rFonts w:hint="eastAsia" w:ascii="Times New Roman" w:hAnsi="Times New Roman" w:eastAsia="微软雅黑" w:cs="Times New Roman"/>
@@ -44280,7 +42408,7 @@
                     </pic:cNvPicPr>
                   </pic:nvPicPr>
                   <pic:blipFill>
-                    <a:blip r:embed="rId17"/>
+                    <a:blip r:embed="rId16"/>
                     <a:stretch>
                       <a:fillRect/>
                     </a:stretch>
@@ -44334,7 +42462,7 @@
                     </pic:cNvPicPr>
                   </pic:nvPicPr>
                   <pic:blipFill>
-                    <a:blip r:embed="rId18"/>
+                    <a:blip r:embed="rId17"/>
                     <a:stretch>
                       <a:fillRect/>
                     </a:stretch>
@@ -44530,7 +42658,7 @@
                     </pic:cNvPicPr>
                   </pic:nvPicPr>
                   <pic:blipFill>
-                    <a:blip r:embed="rId19"/>
+                    <a:blip r:embed="rId18"/>
                     <a:srcRect/>
                     <a:stretch>
                       <a:fillRect/>
